--- a/klagomål/A 47886-2023 FSC-klagomål.docx
+++ b/klagomål/A 47886-2023 FSC-klagomål.docx
@@ -938,7 +938,7 @@
     <w:r>
       <w:tab/>
       <w:tab/>
-      <w:t>2026-05-29</w:t>
+      <w:t>2026-05-30</w:t>
       <w:br/>
       <w:br/>
     </w:r>

--- a/klagomål/A 47886-2023 FSC-klagomål.docx
+++ b/klagomål/A 47886-2023 FSC-klagomål.docx
@@ -938,7 +938,7 @@
     <w:r>
       <w:tab/>
       <w:tab/>
-      <w:t>2026-05-30</w:t>
+      <w:t>2026-05-31</w:t>
       <w:br/>
       <w:br/>
     </w:r>

--- a/klagomål/A 47886-2023 FSC-klagomål.docx
+++ b/klagomål/A 47886-2023 FSC-klagomål.docx
@@ -938,7 +938,7 @@
     <w:r>
       <w:tab/>
       <w:tab/>
-      <w:t>2026-05-31</w:t>
+      <w:t>2026-06-01</w:t>
       <w:br/>
       <w:br/>
     </w:r>

--- a/klagomål/A 47886-2023 FSC-klagomål.docx
+++ b/klagomål/A 47886-2023 FSC-klagomål.docx
@@ -938,7 +938,7 @@
     <w:r>
       <w:tab/>
       <w:tab/>
-      <w:t>2026-06-01</w:t>
+      <w:t>2026-06-02</w:t>
       <w:br/>
       <w:br/>
     </w:r>

--- a/klagomål/A 47886-2023 FSC-klagomål.docx
+++ b/klagomål/A 47886-2023 FSC-klagomål.docx
@@ -938,7 +938,7 @@
     <w:r>
       <w:tab/>
       <w:tab/>
-      <w:t>2026-06-02</w:t>
+      <w:t>2026-06-03</w:t>
       <w:br/>
       <w:br/>
     </w:r>

--- a/klagomål/A 47886-2023 FSC-klagomål.docx
+++ b/klagomål/A 47886-2023 FSC-klagomål.docx
@@ -938,7 +938,7 @@
     <w:r>
       <w:tab/>
       <w:tab/>
-      <w:t>2026-06-03</w:t>
+      <w:t>2026-06-04</w:t>
       <w:br/>
       <w:br/>
     </w:r>

--- a/klagomål/A 47886-2023 FSC-klagomål.docx
+++ b/klagomål/A 47886-2023 FSC-klagomål.docx
@@ -938,7 +938,7 @@
     <w:r>
       <w:tab/>
       <w:tab/>
-      <w:t>2026-06-04</w:t>
+      <w:t>2026-06-05</w:t>
       <w:br/>
       <w:br/>
     </w:r>

--- a/klagomål/A 47886-2023 FSC-klagomål.docx
+++ b/klagomål/A 47886-2023 FSC-klagomål.docx
@@ -938,7 +938,7 @@
     <w:r>
       <w:tab/>
       <w:tab/>
-      <w:t>2026-06-05</w:t>
+      <w:t>2026-06-06</w:t>
       <w:br/>
       <w:br/>
     </w:r>

--- a/klagomål/A 47886-2023 FSC-klagomål.docx
+++ b/klagomål/A 47886-2023 FSC-klagomål.docx
@@ -938,7 +938,7 @@
     <w:r>
       <w:tab/>
       <w:tab/>
-      <w:t>2026-06-06</w:t>
+      <w:t>2026-06-07</w:t>
       <w:br/>
       <w:br/>
     </w:r>

--- a/klagomål/A 47886-2023 FSC-klagomål.docx
+++ b/klagomål/A 47886-2023 FSC-klagomål.docx
@@ -938,7 +938,7 @@
     <w:r>
       <w:tab/>
       <w:tab/>
-      <w:t>2026-06-07</w:t>
+      <w:t>2026-06-08</w:t>
       <w:br/>
       <w:br/>
     </w:r>

--- a/klagomål/A 47886-2023 FSC-klagomål.docx
+++ b/klagomål/A 47886-2023 FSC-klagomål.docx
@@ -938,7 +938,7 @@
     <w:r>
       <w:tab/>
       <w:tab/>
-      <w:t>2026-06-08</w:t>
+      <w:t>2026-06-09</w:t>
       <w:br/>
       <w:br/>
     </w:r>

--- a/klagomål/A 47886-2023 FSC-klagomål.docx
+++ b/klagomål/A 47886-2023 FSC-klagomål.docx
@@ -938,7 +938,7 @@
     <w:r>
       <w:tab/>
       <w:tab/>
-      <w:t>2026-06-09</w:t>
+      <w:t>2026-06-10</w:t>
       <w:br/>
       <w:br/>
     </w:r>

--- a/klagomål/A 47886-2023 FSC-klagomål.docx
+++ b/klagomål/A 47886-2023 FSC-klagomål.docx
@@ -938,7 +938,7 @@
     <w:r>
       <w:tab/>
       <w:tab/>
-      <w:t>2026-06-10</w:t>
+      <w:t>2026-06-11</w:t>
       <w:br/>
       <w:br/>
     </w:r>

--- a/klagomål/A 47886-2023 FSC-klagomål.docx
+++ b/klagomål/A 47886-2023 FSC-klagomål.docx
@@ -938,7 +938,7 @@
     <w:r>
       <w:tab/>
       <w:tab/>
-      <w:t>2026-06-11</w:t>
+      <w:t>2026-06-12</w:t>
       <w:br/>
       <w:br/>
     </w:r>

--- a/klagomål/A 47886-2023 FSC-klagomål.docx
+++ b/klagomål/A 47886-2023 FSC-klagomål.docx
@@ -938,7 +938,7 @@
     <w:r>
       <w:tab/>
       <w:tab/>
-      <w:t>2026-06-12</w:t>
+      <w:t>2026-06-13</w:t>
       <w:br/>
       <w:br/>
     </w:r>

--- a/klagomål/A 47886-2023 FSC-klagomål.docx
+++ b/klagomål/A 47886-2023 FSC-klagomål.docx
@@ -938,7 +938,7 @@
     <w:r>
       <w:tab/>
       <w:tab/>
-      <w:t>2026-06-15</w:t>
+      <w:t>2026-06-16</w:t>
       <w:br/>
       <w:br/>
     </w:r>

--- a/klagomål/A 47886-2023 FSC-klagomål.docx
+++ b/klagomål/A 47886-2023 FSC-klagomål.docx
@@ -938,7 +938,7 @@
     <w:r>
       <w:tab/>
       <w:tab/>
-      <w:t>2026-06-16</w:t>
+      <w:t>2026-06-17</w:t>
       <w:br/>
       <w:br/>
     </w:r>

--- a/klagomål/A 47886-2023 FSC-klagomål.docx
+++ b/klagomål/A 47886-2023 FSC-klagomål.docx
@@ -1,6 +1,6 @@
 
 <file path=word/document.xml><?xml version="1.0" encoding="utf-8"?>
-<w:document xmlns:wpc="http://schemas.microsoft.com/office/word/2010/wordprocessingCanvas" xmlns:cx="http://schemas.microsoft.com/office/drawing/2014/chartex" xmlns:cx1="http://schemas.microsoft.com/office/drawing/2015/9/8/chartex" xmlns:cx2="http://schemas.microsoft.com/office/drawing/2015/10/21/chartex" xmlns:cx3="http://schemas.microsoft.com/office/drawing/2016/5/9/chartex" xmlns:cx4="http://schemas.microsoft.com/office/drawing/2016/5/10/chartex" xmlns:cx5="http://schemas.microsoft.com/office/drawing/2016/5/11/chartex" xmlns:cx6="http://schemas.microsoft.com/office/drawing/2016/5/12/chartex" xmlns:cx7="http://schemas.microsoft.com/office/drawing/2016/5/13/chartex" xmlns:cx8="http://schemas.microsoft.com/office/drawing/2016/5/14/chartex" xmlns:mc="http://schemas.openxmlformats.org/markup-compatibility/2006" xmlns:aink="http://schemas.microsoft.com/office/drawing/2016/ink" xmlns:am3d="http://schemas.microsoft.com/office/drawing/2017/model3d" xmlns:o="urn:schemas-microsoft-com:office:office" xmlns:oel="http://schemas.microsoft.com/office/2019/extlst" xmlns:r="http://schemas.openxmlformats.org/officeDocument/2006/relationships" xmlns:m="http://schemas.openxmlformats.org/officeDocument/2006/math" xmlns:v="urn:schemas-microsoft-com:vml" xmlns:wp14="http://schemas.microsoft.com/office/word/2010/wordprocessingDrawing" xmlns:wp="http://schemas.openxmlformats.org/drawingml/2006/wordprocessingDrawing" xmlns:w10="urn:schemas-microsoft-com:office:word" xmlns:w="http://schemas.openxmlformats.org/wordprocessingml/2006/main" xmlns:w14="http://schemas.microsoft.com/office/word/2010/wordml" xmlns:w15="http://schemas.microsoft.com/office/word/2012/wordml" xmlns:w16cex="http://schemas.microsoft.com/office/word/2018/wordml/cex" xmlns:w16cid="http://schemas.microsoft.com/office/word/2016/wordml/cid" xmlns:w16="http://schemas.microsoft.com/office/word/2018/wordml" xmlns:w16sdtdh="http://schemas.microsoft.com/office/word/2020/wordml/sdtdatahash" xmlns:w16se="http://schemas.microsoft.com/office/word/2015/wordml/symex" xmlns:wpg="http://schemas.microsoft.com/office/word/2010/wordprocessingGroup" xmlns:wpi="http://schemas.microsoft.com/office/word/2010/wordprocessingInk" xmlns:wne="http://schemas.microsoft.com/office/word/2006/wordml" xmlns:wps="http://schemas.microsoft.com/office/word/2010/wordprocessingShape" mc:Ignorable="w14 w15 w16se w16cid w16 w16cex w16sdtdh wp14">
+<w:document xmlns:wpc="http://schemas.microsoft.com/office/word/2010/wordprocessingCanvas" xmlns:cx="http://schemas.microsoft.com/office/drawing/2014/chartex" xmlns:cx1="http://schemas.microsoft.com/office/drawing/2015/9/8/chartex" xmlns:cx2="http://schemas.microsoft.com/office/drawing/2015/10/21/chartex" xmlns:cx3="http://schemas.microsoft.com/office/drawing/2016/5/9/chartex" xmlns:cx4="http://schemas.microsoft.com/office/drawing/2016/5/10/chartex" xmlns:cx5="http://schemas.microsoft.com/office/drawing/2016/5/11/chartex" xmlns:cx6="http://schemas.microsoft.com/office/drawing/2016/5/12/chartex" xmlns:cx7="http://schemas.microsoft.com/office/drawing/2016/5/13/chartex" xmlns:cx8="http://schemas.microsoft.com/office/drawing/2016/5/14/chartex" xmlns:mc="http://schemas.openxmlformats.org/markup-compatibility/2006" xmlns:aink="http://schemas.microsoft.com/office/drawing/2016/ink" xmlns:am3d="http://schemas.microsoft.com/office/drawing/2017/model3d" xmlns:o="urn:schemas-microsoft-com:office:office" xmlns:oel="http://schemas.microsoft.com/office/2019/extlst" xmlns:r="http://schemas.openxmlformats.org/officeDocument/2006/relationships" xmlns:m="http://schemas.openxmlformats.org/officeDocument/2006/math" xmlns:v="urn:schemas-microsoft-com:vml" xmlns:wp14="http://schemas.microsoft.com/office/word/2010/wordprocessingDrawing" xmlns:wp="http://schemas.openxmlformats.org/drawingml/2006/wordprocessingDrawing" xmlns:w10="urn:schemas-microsoft-com:office:word" xmlns:w="http://schemas.openxmlformats.org/wordprocessingml/2006/main" xmlns:w14="http://schemas.microsoft.com/office/word/2010/wordml" xmlns:w15="http://schemas.microsoft.com/office/word/2012/wordml" xmlns:w16cex="http://schemas.microsoft.com/office/word/2018/wordml/cex" xmlns:w16cid="http://schemas.microsoft.com/office/word/2016/wordml/cid" xmlns:w16="http://schemas.microsoft.com/office/word/2018/wordml" xmlns:w16du="http://schemas.microsoft.com/office/word/2023/wordml/word16du" xmlns:w16sdtdh="http://schemas.microsoft.com/office/word/2020/wordml/sdtdatahash" xmlns:w16sdtfl="http://schemas.microsoft.com/office/word/2024/wordml/sdtformatlock" xmlns:w16se="http://schemas.microsoft.com/office/word/2015/wordml/symex" xmlns:wpg="http://schemas.microsoft.com/office/word/2010/wordprocessingGroup" xmlns:wpi="http://schemas.microsoft.com/office/word/2010/wordprocessingInk" xmlns:wne="http://schemas.microsoft.com/office/word/2006/wordml" xmlns:wps="http://schemas.microsoft.com/office/word/2010/wordprocessingShape" mc:Ignorable="w14 w15 w16se w16cid w16 w16cex w16sdtdh w16sdtfl w16du wp14">
   <w:body>
     <w:p>
       <w:r>
@@ -163,17 +163,17 @@
         <w:pStyle w:val="Title"/>
       </w:pPr>
       <w:r>
-        <w:t>Inledande FSC- /PEFC-klagomål – information om höga naturvärden i avverkningsanmälan A 47886-2023 i Katrineholms kommun</w:t>
+        <w:t>Inledande FSC- /PEFC-klagomål – information om höga naturvärden och fridlysta arter i avverkningsanmälan A 47886-2023 i Katrineholms kommun</w:t>
       </w:r>
     </w:p>
     <w:p>
       <w:r>
-        <w:t>Detta dokument behandlar höga naturvärden i avverkningsanmälan A 47886-2023 i Katrineholms kommun. Denna avverkningsanmälan inkom 2023-10-05 00:00:00 och omfattar 22,0 ha.</w:t>
+        <w:t>Detta dokument behandlar höga naturvärden i avverkningsanmälan A 47886-2023 i Katrineholms kommun som inkom 2023-10-05 och omfattar 22,0 ha.</w:t>
       </w:r>
     </w:p>
     <w:p>
       <w:r>
-        <w:t>Nedan presenteras fynd av naturvårdsarter som gjorts i det avverkningsanmälda området, samt relevanta utdrag ur standarderna för FSC, Chain of Custody, Controlled Wood och PEFC. I BILAGA 1 finns artfakta om rödlistade arter.</w:t>
+        <w:t>Nedan presenteras fynd av naturvårdsarter och fridlysta arter som gjorts i det avverkningsanmälda området, samt relevanta utdrag ur standarderna för FSC, Chain of Custody, Controlled Wood och PEFC. I BILAGA 1 finns artfakta om rödlistade arter.</w:t>
       </w:r>
     </w:p>
     <w:p>
@@ -191,12 +191,15 @@
     </w:p>
     <w:p>
       <w:r>
-        <w:t>I avverkningsanmälan har följande 4 naturvårdsarter hittats: tallticka (NT), björksplintborre (S), jättesvampmal (S) och mindre märgborre (S). Av dessa är 1 rödlistade. För rödlistade arter har rödlistekategorin angivits inom parentes. Arter som är signalarter enligt Skogsstyrelsen har markerats med (S).</w:t>
+        <w:t>I och inom 24 meter från avverkningsanmälan har följande 5 naturvårdsarter hittats: tallticka (NT, T), björksplintborre (S), jättesvampmal (S), mindre märgborre (S, T) och fläcknycklar (§8). Av dessa är 1 rödlistade. För rödlistade arter har rödlistekategorin angivits inom parentes. Arter som är signalarter enligt Skogsstyrelsen har markerats med (S). Typiska arter inom Natura 2000 som är kopplade till skogsekosystem har markerats med (T). För fridlysta arter anges även paragrafen i Artskyddsförordningen som arten är fridlyst enligt.</w:t>
       </w:r>
     </w:p>
     <w:p>
       <w:r>
-        <w:t>De påträffade naturvårdsarterna är ett tydligt kvitto på att detta rör sig om en skog med höga naturvärden. I Figur 1 visas en karta över det avverkningsanmälda området, där samtliga fyndplatser för naturvårdsarter som finns registrerade på Artportalen har markerats.</w:t>
+        <w:t>De påträffade naturvårdsarterna är ett tydligt kvitto på att det rör sig om en skog med höga naturvärden.</w:t>
+      </w:r>
+      <w:r>
+        <w:t xml:space="preserve"> I Figur 1 visas fyndplatser för naturvårdsarter i området, som finns registrerade på Artportalen.</w:t>
       </w:r>
     </w:p>
     <w:p>
@@ -206,7 +209,7 @@
       <w:r>
         <w:drawing>
           <wp:inline xmlns:a="http://schemas.openxmlformats.org/drawingml/2006/main" xmlns:pic="http://schemas.openxmlformats.org/drawingml/2006/picture">
-            <wp:extent cx="5486400" cy="3059043"/>
+            <wp:extent cx="5486400" cy="3844251"/>
             <wp:docPr id="1" name="Picture 1"/>
             <wp:cNvGraphicFramePr>
               <a:graphicFrameLocks noChangeAspect="1"/>
@@ -227,7 +230,7 @@
                   <pic:spPr>
                     <a:xfrm>
                       <a:off x="0" y="0"/>
-                      <a:ext cx="5486400" cy="3059043"/>
+                      <a:ext cx="5486400" cy="3844251"/>
                     </a:xfrm>
                     <a:prstGeom prst="rect"/>
                   </pic:spPr>
@@ -241,9 +244,31 @@
     <w:p>
       <w:pPr>
         <w:pStyle w:val="Caption"/>
+        <w:spacing w:after="240"/>
       </w:pPr>
       <w:r>
-        <w:t>Figur 1. Fyndplatser för naturvårdsarter i det avverkningsanmälda området (röd linje). Markörer utan svart kant är placerade på fyndplatsen. Markörer med svart kant är placerade vid sidan av fyndplatsen och har ett svart streck som visar fyndplatsens exakta position. Kartans mittpunktskoordinat är N 6531494, E 573806 i SWEREF 99 TM.</w:t>
+        <w:t>Figur 1. Fyndplatser för naturvårdsarter i och inom 24 meter från avverkningsanmälan (röd linje). Markörer utan svart kant är placerade på fyndplatsen. Markörer med svart kant är placerade vid sidan av fyndplatsen och har ett svart streck som visar fyndplatsens exakta position. Kartans mittpunktskoordinat är N 6531494, E 573806 i SWEREF 99 TM.</w:t>
+      </w:r>
+    </w:p>
+    <w:p>
+      <w:pPr>
+        <w:pStyle w:val="Heading2"/>
+      </w:pPr>
+      <w:r>
+        <w:t>Fridlysta arter</w:t>
+      </w:r>
+    </w:p>
+    <w:p>
+      <w:r>
+        <w:t>Följande fridlysta arter har sina livsmiljöer och växtplatser i den avverkningsanmälda skogen: fläcknycklar (§8).</w:t>
+      </w:r>
+    </w:p>
+    <w:p>
+      <w:pPr>
+        <w:pStyle w:val="Heading2"/>
+      </w:pPr>
+      <w:r>
+        <w:t>Övriga naturvårdsarter</w:t>
       </w:r>
     </w:p>
     <w:p>
@@ -416,7 +441,7 @@
         <w:rPr>
           <w:i/>
         </w:rPr>
-        <w:t>I det avverkningsanmälda skogsområdet har 4 naturvårdsarter varav 1 rödlistade arter sina livsmiljöer och växtplatser.</w:t>
+        <w:t>I det avverkningsanmälda skogsområdet har 5 naturvårdsarter varav 1 rödlistade arter sina livsmiljöer och växtplatser.</w:t>
       </w:r>
     </w:p>
     <w:p>
@@ -828,7 +853,7 @@
 </file>
 
 <file path=word/endnotes.xml><?xml version="1.0" encoding="utf-8"?>
-<w:endnotes xmlns:wpc="http://schemas.microsoft.com/office/word/2010/wordprocessingCanvas" xmlns:cx="http://schemas.microsoft.com/office/drawing/2014/chartex" xmlns:cx1="http://schemas.microsoft.com/office/drawing/2015/9/8/chartex" xmlns:cx2="http://schemas.microsoft.com/office/drawing/2015/10/21/chartex" xmlns:cx3="http://schemas.microsoft.com/office/drawing/2016/5/9/chartex" xmlns:cx4="http://schemas.microsoft.com/office/drawing/2016/5/10/chartex" xmlns:cx5="http://schemas.microsoft.com/office/drawing/2016/5/11/chartex" xmlns:cx6="http://schemas.microsoft.com/office/drawing/2016/5/12/chartex" xmlns:cx7="http://schemas.microsoft.com/office/drawing/2016/5/13/chartex" xmlns:cx8="http://schemas.microsoft.com/office/drawing/2016/5/14/chartex" xmlns:mc="http://schemas.openxmlformats.org/markup-compatibility/2006" xmlns:aink="http://schemas.microsoft.com/office/drawing/2016/ink" xmlns:am3d="http://schemas.microsoft.com/office/drawing/2017/model3d" xmlns:o="urn:schemas-microsoft-com:office:office" xmlns:oel="http://schemas.microsoft.com/office/2019/extlst" xmlns:r="http://schemas.openxmlformats.org/officeDocument/2006/relationships" xmlns:m="http://schemas.openxmlformats.org/officeDocument/2006/math" xmlns:v="urn:schemas-microsoft-com:vml" xmlns:wp14="http://schemas.microsoft.com/office/word/2010/wordprocessingDrawing" xmlns:wp="http://schemas.openxmlformats.org/drawingml/2006/wordprocessingDrawing" xmlns:w10="urn:schemas-microsoft-com:office:word" xmlns:w="http://schemas.openxmlformats.org/wordprocessingml/2006/main" xmlns:w14="http://schemas.microsoft.com/office/word/2010/wordml" xmlns:w15="http://schemas.microsoft.com/office/word/2012/wordml" xmlns:w16cex="http://schemas.microsoft.com/office/word/2018/wordml/cex" xmlns:w16cid="http://schemas.microsoft.com/office/word/2016/wordml/cid" xmlns:w16="http://schemas.microsoft.com/office/word/2018/wordml" xmlns:w16sdtdh="http://schemas.microsoft.com/office/word/2020/wordml/sdtdatahash" xmlns:w16se="http://schemas.microsoft.com/office/word/2015/wordml/symex" xmlns:wpg="http://schemas.microsoft.com/office/word/2010/wordprocessingGroup" xmlns:wpi="http://schemas.microsoft.com/office/word/2010/wordprocessingInk" xmlns:wne="http://schemas.microsoft.com/office/word/2006/wordml" xmlns:wps="http://schemas.microsoft.com/office/word/2010/wordprocessingShape" mc:Ignorable="w14 w15 w16se w16cid w16 w16cex w16sdtdh wp14">
+<w:endnotes xmlns:wpc="http://schemas.microsoft.com/office/word/2010/wordprocessingCanvas" xmlns:cx="http://schemas.microsoft.com/office/drawing/2014/chartex" xmlns:cx1="http://schemas.microsoft.com/office/drawing/2015/9/8/chartex" xmlns:cx2="http://schemas.microsoft.com/office/drawing/2015/10/21/chartex" xmlns:cx3="http://schemas.microsoft.com/office/drawing/2016/5/9/chartex" xmlns:cx4="http://schemas.microsoft.com/office/drawing/2016/5/10/chartex" xmlns:cx5="http://schemas.microsoft.com/office/drawing/2016/5/11/chartex" xmlns:cx6="http://schemas.microsoft.com/office/drawing/2016/5/12/chartex" xmlns:cx7="http://schemas.microsoft.com/office/drawing/2016/5/13/chartex" xmlns:cx8="http://schemas.microsoft.com/office/drawing/2016/5/14/chartex" xmlns:mc="http://schemas.openxmlformats.org/markup-compatibility/2006" xmlns:aink="http://schemas.microsoft.com/office/drawing/2016/ink" xmlns:am3d="http://schemas.microsoft.com/office/drawing/2017/model3d" xmlns:o="urn:schemas-microsoft-com:office:office" xmlns:oel="http://schemas.microsoft.com/office/2019/extlst" xmlns:r="http://schemas.openxmlformats.org/officeDocument/2006/relationships" xmlns:m="http://schemas.openxmlformats.org/officeDocument/2006/math" xmlns:v="urn:schemas-microsoft-com:vml" xmlns:wp14="http://schemas.microsoft.com/office/word/2010/wordprocessingDrawing" xmlns:wp="http://schemas.openxmlformats.org/drawingml/2006/wordprocessingDrawing" xmlns:w10="urn:schemas-microsoft-com:office:word" xmlns:w="http://schemas.openxmlformats.org/wordprocessingml/2006/main" xmlns:w14="http://schemas.microsoft.com/office/word/2010/wordml" xmlns:w15="http://schemas.microsoft.com/office/word/2012/wordml" xmlns:w16cex="http://schemas.microsoft.com/office/word/2018/wordml/cex" xmlns:w16cid="http://schemas.microsoft.com/office/word/2016/wordml/cid" xmlns:w16="http://schemas.microsoft.com/office/word/2018/wordml" xmlns:w16du="http://schemas.microsoft.com/office/word/2023/wordml/word16du" xmlns:w16sdtdh="http://schemas.microsoft.com/office/word/2020/wordml/sdtdatahash" xmlns:w16sdtfl="http://schemas.microsoft.com/office/word/2024/wordml/sdtformatlock" xmlns:w16se="http://schemas.microsoft.com/office/word/2015/wordml/symex" xmlns:wpg="http://schemas.microsoft.com/office/word/2010/wordprocessingGroup" xmlns:wpi="http://schemas.microsoft.com/office/word/2010/wordprocessingInk" xmlns:wne="http://schemas.microsoft.com/office/word/2006/wordml" xmlns:wps="http://schemas.microsoft.com/office/word/2010/wordprocessingShape" mc:Ignorable="w14 w15 w16se w16cid w16 w16cex w16sdtdh w16sdtfl w16du wp14">
   <w:endnote w:type="separator" w:id="-1">
     <w:p>
       <w:pPr>
@@ -853,7 +878,7 @@
 </file>
 
 <file path=word/footer1.xml><?xml version="1.0" encoding="utf-8"?>
-<w:ftr xmlns:wpc="http://schemas.microsoft.com/office/word/2010/wordprocessingCanvas" xmlns:cx="http://schemas.microsoft.com/office/drawing/2014/chartex" xmlns:cx1="http://schemas.microsoft.com/office/drawing/2015/9/8/chartex" xmlns:cx2="http://schemas.microsoft.com/office/drawing/2015/10/21/chartex" xmlns:cx3="http://schemas.microsoft.com/office/drawing/2016/5/9/chartex" xmlns:cx4="http://schemas.microsoft.com/office/drawing/2016/5/10/chartex" xmlns:cx5="http://schemas.microsoft.com/office/drawing/2016/5/11/chartex" xmlns:cx6="http://schemas.microsoft.com/office/drawing/2016/5/12/chartex" xmlns:cx7="http://schemas.microsoft.com/office/drawing/2016/5/13/chartex" xmlns:cx8="http://schemas.microsoft.com/office/drawing/2016/5/14/chartex" xmlns:mc="http://schemas.openxmlformats.org/markup-compatibility/2006" xmlns:aink="http://schemas.microsoft.com/office/drawing/2016/ink" xmlns:am3d="http://schemas.microsoft.com/office/drawing/2017/model3d" xmlns:o="urn:schemas-microsoft-com:office:office" xmlns:oel="http://schemas.microsoft.com/office/2019/extlst" xmlns:r="http://schemas.openxmlformats.org/officeDocument/2006/relationships" xmlns:m="http://schemas.openxmlformats.org/officeDocument/2006/math" xmlns:v="urn:schemas-microsoft-com:vml" xmlns:wp14="http://schemas.microsoft.com/office/word/2010/wordprocessingDrawing" xmlns:wp="http://schemas.openxmlformats.org/drawingml/2006/wordprocessingDrawing" xmlns:w10="urn:schemas-microsoft-com:office:word" xmlns:w="http://schemas.openxmlformats.org/wordprocessingml/2006/main" xmlns:w14="http://schemas.microsoft.com/office/word/2010/wordml" xmlns:w15="http://schemas.microsoft.com/office/word/2012/wordml" xmlns:w16cex="http://schemas.microsoft.com/office/word/2018/wordml/cex" xmlns:w16cid="http://schemas.microsoft.com/office/word/2016/wordml/cid" xmlns:w16="http://schemas.microsoft.com/office/word/2018/wordml" xmlns:w16sdtdh="http://schemas.microsoft.com/office/word/2020/wordml/sdtdatahash" xmlns:w16se="http://schemas.microsoft.com/office/word/2015/wordml/symex" xmlns:wpg="http://schemas.microsoft.com/office/word/2010/wordprocessingGroup" xmlns:wpi="http://schemas.microsoft.com/office/word/2010/wordprocessingInk" xmlns:wne="http://schemas.microsoft.com/office/word/2006/wordml" xmlns:wps="http://schemas.microsoft.com/office/word/2010/wordprocessingShape" mc:Ignorable="w14 w15 w16se w16cid w16 w16cex w16sdtdh wp14">
+<w:ftr xmlns:wpc="http://schemas.microsoft.com/office/word/2010/wordprocessingCanvas" xmlns:cx="http://schemas.microsoft.com/office/drawing/2014/chartex" xmlns:cx1="http://schemas.microsoft.com/office/drawing/2015/9/8/chartex" xmlns:cx2="http://schemas.microsoft.com/office/drawing/2015/10/21/chartex" xmlns:cx3="http://schemas.microsoft.com/office/drawing/2016/5/9/chartex" xmlns:cx4="http://schemas.microsoft.com/office/drawing/2016/5/10/chartex" xmlns:cx5="http://schemas.microsoft.com/office/drawing/2016/5/11/chartex" xmlns:cx6="http://schemas.microsoft.com/office/drawing/2016/5/12/chartex" xmlns:cx7="http://schemas.microsoft.com/office/drawing/2016/5/13/chartex" xmlns:cx8="http://schemas.microsoft.com/office/drawing/2016/5/14/chartex" xmlns:mc="http://schemas.openxmlformats.org/markup-compatibility/2006" xmlns:aink="http://schemas.microsoft.com/office/drawing/2016/ink" xmlns:am3d="http://schemas.microsoft.com/office/drawing/2017/model3d" xmlns:o="urn:schemas-microsoft-com:office:office" xmlns:oel="http://schemas.microsoft.com/office/2019/extlst" xmlns:r="http://schemas.openxmlformats.org/officeDocument/2006/relationships" xmlns:m="http://schemas.openxmlformats.org/officeDocument/2006/math" xmlns:v="urn:schemas-microsoft-com:vml" xmlns:wp14="http://schemas.microsoft.com/office/word/2010/wordprocessingDrawing" xmlns:wp="http://schemas.openxmlformats.org/drawingml/2006/wordprocessingDrawing" xmlns:w10="urn:schemas-microsoft-com:office:word" xmlns:w="http://schemas.openxmlformats.org/wordprocessingml/2006/main" xmlns:w14="http://schemas.microsoft.com/office/word/2010/wordml" xmlns:w15="http://schemas.microsoft.com/office/word/2012/wordml" xmlns:w16cex="http://schemas.microsoft.com/office/word/2018/wordml/cex" xmlns:w16cid="http://schemas.microsoft.com/office/word/2016/wordml/cid" xmlns:w16="http://schemas.microsoft.com/office/word/2018/wordml" xmlns:w16du="http://schemas.microsoft.com/office/word/2023/wordml/word16du" xmlns:w16sdtdh="http://schemas.microsoft.com/office/word/2020/wordml/sdtdatahash" xmlns:w16sdtfl="http://schemas.microsoft.com/office/word/2024/wordml/sdtformatlock" xmlns:w16se="http://schemas.microsoft.com/office/word/2015/wordml/symex" xmlns:wpg="http://schemas.microsoft.com/office/word/2010/wordprocessingGroup" xmlns:wpi="http://schemas.microsoft.com/office/word/2010/wordprocessingInk" xmlns:wne="http://schemas.microsoft.com/office/word/2006/wordml" xmlns:wps="http://schemas.microsoft.com/office/word/2010/wordprocessingShape" mc:Ignorable="w14 w15 w16se w16cid w16 w16cex w16sdtdh w16sdtfl w16du wp14">
   <w:p>
     <w:pPr>
       <w:pStyle w:val="Footer"/>
@@ -863,7 +888,7 @@
 </file>
 
 <file path=word/footer2.xml><?xml version="1.0" encoding="utf-8"?>
-<w:ftr xmlns:wpc="http://schemas.microsoft.com/office/word/2010/wordprocessingCanvas" xmlns:cx="http://schemas.microsoft.com/office/drawing/2014/chartex" xmlns:cx1="http://schemas.microsoft.com/office/drawing/2015/9/8/chartex" xmlns:cx2="http://schemas.microsoft.com/office/drawing/2015/10/21/chartex" xmlns:cx3="http://schemas.microsoft.com/office/drawing/2016/5/9/chartex" xmlns:cx4="http://schemas.microsoft.com/office/drawing/2016/5/10/chartex" xmlns:cx5="http://schemas.microsoft.com/office/drawing/2016/5/11/chartex" xmlns:cx6="http://schemas.microsoft.com/office/drawing/2016/5/12/chartex" xmlns:cx7="http://schemas.microsoft.com/office/drawing/2016/5/13/chartex" xmlns:cx8="http://schemas.microsoft.com/office/drawing/2016/5/14/chartex" xmlns:mc="http://schemas.openxmlformats.org/markup-compatibility/2006" xmlns:aink="http://schemas.microsoft.com/office/drawing/2016/ink" xmlns:am3d="http://schemas.microsoft.com/office/drawing/2017/model3d" xmlns:o="urn:schemas-microsoft-com:office:office" xmlns:oel="http://schemas.microsoft.com/office/2019/extlst" xmlns:r="http://schemas.openxmlformats.org/officeDocument/2006/relationships" xmlns:m="http://schemas.openxmlformats.org/officeDocument/2006/math" xmlns:v="urn:schemas-microsoft-com:vml" xmlns:wp14="http://schemas.microsoft.com/office/word/2010/wordprocessingDrawing" xmlns:wp="http://schemas.openxmlformats.org/drawingml/2006/wordprocessingDrawing" xmlns:w10="urn:schemas-microsoft-com:office:word" xmlns:w="http://schemas.openxmlformats.org/wordprocessingml/2006/main" xmlns:w14="http://schemas.microsoft.com/office/word/2010/wordml" xmlns:w15="http://schemas.microsoft.com/office/word/2012/wordml" xmlns:w16cex="http://schemas.microsoft.com/office/word/2018/wordml/cex" xmlns:w16cid="http://schemas.microsoft.com/office/word/2016/wordml/cid" xmlns:w16="http://schemas.microsoft.com/office/word/2018/wordml" xmlns:w16sdtdh="http://schemas.microsoft.com/office/word/2020/wordml/sdtdatahash" xmlns:w16se="http://schemas.microsoft.com/office/word/2015/wordml/symex" xmlns:wpg="http://schemas.microsoft.com/office/word/2010/wordprocessingGroup" xmlns:wpi="http://schemas.microsoft.com/office/word/2010/wordprocessingInk" xmlns:wne="http://schemas.microsoft.com/office/word/2006/wordml" xmlns:wps="http://schemas.microsoft.com/office/word/2010/wordprocessingShape" mc:Ignorable="w14 w15 w16se w16cid w16 w16cex w16sdtdh wp14">
+<w:ftr xmlns:wpc="http://schemas.microsoft.com/office/word/2010/wordprocessingCanvas" xmlns:cx="http://schemas.microsoft.com/office/drawing/2014/chartex" xmlns:cx1="http://schemas.microsoft.com/office/drawing/2015/9/8/chartex" xmlns:cx2="http://schemas.microsoft.com/office/drawing/2015/10/21/chartex" xmlns:cx3="http://schemas.microsoft.com/office/drawing/2016/5/9/chartex" xmlns:cx4="http://schemas.microsoft.com/office/drawing/2016/5/10/chartex" xmlns:cx5="http://schemas.microsoft.com/office/drawing/2016/5/11/chartex" xmlns:cx6="http://schemas.microsoft.com/office/drawing/2016/5/12/chartex" xmlns:cx7="http://schemas.microsoft.com/office/drawing/2016/5/13/chartex" xmlns:cx8="http://schemas.microsoft.com/office/drawing/2016/5/14/chartex" xmlns:mc="http://schemas.openxmlformats.org/markup-compatibility/2006" xmlns:aink="http://schemas.microsoft.com/office/drawing/2016/ink" xmlns:am3d="http://schemas.microsoft.com/office/drawing/2017/model3d" xmlns:o="urn:schemas-microsoft-com:office:office" xmlns:oel="http://schemas.microsoft.com/office/2019/extlst" xmlns:r="http://schemas.openxmlformats.org/officeDocument/2006/relationships" xmlns:m="http://schemas.openxmlformats.org/officeDocument/2006/math" xmlns:v="urn:schemas-microsoft-com:vml" xmlns:wp14="http://schemas.microsoft.com/office/word/2010/wordprocessingDrawing" xmlns:wp="http://schemas.openxmlformats.org/drawingml/2006/wordprocessingDrawing" xmlns:w10="urn:schemas-microsoft-com:office:word" xmlns:w="http://schemas.openxmlformats.org/wordprocessingml/2006/main" xmlns:w14="http://schemas.microsoft.com/office/word/2010/wordml" xmlns:w15="http://schemas.microsoft.com/office/word/2012/wordml" xmlns:w16cex="http://schemas.microsoft.com/office/word/2018/wordml/cex" xmlns:w16cid="http://schemas.microsoft.com/office/word/2016/wordml/cid" xmlns:w16="http://schemas.microsoft.com/office/word/2018/wordml" xmlns:w16du="http://schemas.microsoft.com/office/word/2023/wordml/word16du" xmlns:w16sdtdh="http://schemas.microsoft.com/office/word/2020/wordml/sdtdatahash" xmlns:w16sdtfl="http://schemas.microsoft.com/office/word/2024/wordml/sdtformatlock" xmlns:w16se="http://schemas.microsoft.com/office/word/2015/wordml/symex" xmlns:wpg="http://schemas.microsoft.com/office/word/2010/wordprocessingGroup" xmlns:wpi="http://schemas.microsoft.com/office/word/2010/wordprocessingInk" xmlns:wne="http://schemas.microsoft.com/office/word/2006/wordml" xmlns:wps="http://schemas.microsoft.com/office/word/2010/wordprocessingShape" mc:Ignorable="w14 w15 w16se w16cid w16 w16cex w16sdtdh w16sdtfl w16du wp14">
   <w:p>
     <w:pPr>
       <w:pStyle w:val="Footer"/>
@@ -873,7 +898,7 @@
 </file>
 
 <file path=word/footer3.xml><?xml version="1.0" encoding="utf-8"?>
-<w:ftr xmlns:wpc="http://schemas.microsoft.com/office/word/2010/wordprocessingCanvas" xmlns:cx="http://schemas.microsoft.com/office/drawing/2014/chartex" xmlns:cx1="http://schemas.microsoft.com/office/drawing/2015/9/8/chartex" xmlns:cx2="http://schemas.microsoft.com/office/drawing/2015/10/21/chartex" xmlns:cx3="http://schemas.microsoft.com/office/drawing/2016/5/9/chartex" xmlns:cx4="http://schemas.microsoft.com/office/drawing/2016/5/10/chartex" xmlns:cx5="http://schemas.microsoft.com/office/drawing/2016/5/11/chartex" xmlns:cx6="http://schemas.microsoft.com/office/drawing/2016/5/12/chartex" xmlns:cx7="http://schemas.microsoft.com/office/drawing/2016/5/13/chartex" xmlns:cx8="http://schemas.microsoft.com/office/drawing/2016/5/14/chartex" xmlns:mc="http://schemas.openxmlformats.org/markup-compatibility/2006" xmlns:aink="http://schemas.microsoft.com/office/drawing/2016/ink" xmlns:am3d="http://schemas.microsoft.com/office/drawing/2017/model3d" xmlns:o="urn:schemas-microsoft-com:office:office" xmlns:oel="http://schemas.microsoft.com/office/2019/extlst" xmlns:r="http://schemas.openxmlformats.org/officeDocument/2006/relationships" xmlns:m="http://schemas.openxmlformats.org/officeDocument/2006/math" xmlns:v="urn:schemas-microsoft-com:vml" xmlns:wp14="http://schemas.microsoft.com/office/word/2010/wordprocessingDrawing" xmlns:wp="http://schemas.openxmlformats.org/drawingml/2006/wordprocessingDrawing" xmlns:w10="urn:schemas-microsoft-com:office:word" xmlns:w="http://schemas.openxmlformats.org/wordprocessingml/2006/main" xmlns:w14="http://schemas.microsoft.com/office/word/2010/wordml" xmlns:w15="http://schemas.microsoft.com/office/word/2012/wordml" xmlns:w16cex="http://schemas.microsoft.com/office/word/2018/wordml/cex" xmlns:w16cid="http://schemas.microsoft.com/office/word/2016/wordml/cid" xmlns:w16="http://schemas.microsoft.com/office/word/2018/wordml" xmlns:w16sdtdh="http://schemas.microsoft.com/office/word/2020/wordml/sdtdatahash" xmlns:w16se="http://schemas.microsoft.com/office/word/2015/wordml/symex" xmlns:wpg="http://schemas.microsoft.com/office/word/2010/wordprocessingGroup" xmlns:wpi="http://schemas.microsoft.com/office/word/2010/wordprocessingInk" xmlns:wne="http://schemas.microsoft.com/office/word/2006/wordml" xmlns:wps="http://schemas.microsoft.com/office/word/2010/wordprocessingShape" mc:Ignorable="w14 w15 w16se w16cid w16 w16cex w16sdtdh wp14">
+<w:ftr xmlns:wpc="http://schemas.microsoft.com/office/word/2010/wordprocessingCanvas" xmlns:cx="http://schemas.microsoft.com/office/drawing/2014/chartex" xmlns:cx1="http://schemas.microsoft.com/office/drawing/2015/9/8/chartex" xmlns:cx2="http://schemas.microsoft.com/office/drawing/2015/10/21/chartex" xmlns:cx3="http://schemas.microsoft.com/office/drawing/2016/5/9/chartex" xmlns:cx4="http://schemas.microsoft.com/office/drawing/2016/5/10/chartex" xmlns:cx5="http://schemas.microsoft.com/office/drawing/2016/5/11/chartex" xmlns:cx6="http://schemas.microsoft.com/office/drawing/2016/5/12/chartex" xmlns:cx7="http://schemas.microsoft.com/office/drawing/2016/5/13/chartex" xmlns:cx8="http://schemas.microsoft.com/office/drawing/2016/5/14/chartex" xmlns:mc="http://schemas.openxmlformats.org/markup-compatibility/2006" xmlns:aink="http://schemas.microsoft.com/office/drawing/2016/ink" xmlns:am3d="http://schemas.microsoft.com/office/drawing/2017/model3d" xmlns:o="urn:schemas-microsoft-com:office:office" xmlns:oel="http://schemas.microsoft.com/office/2019/extlst" xmlns:r="http://schemas.openxmlformats.org/officeDocument/2006/relationships" xmlns:m="http://schemas.openxmlformats.org/officeDocument/2006/math" xmlns:v="urn:schemas-microsoft-com:vml" xmlns:wp14="http://schemas.microsoft.com/office/word/2010/wordprocessingDrawing" xmlns:wp="http://schemas.openxmlformats.org/drawingml/2006/wordprocessingDrawing" xmlns:w10="urn:schemas-microsoft-com:office:word" xmlns:w="http://schemas.openxmlformats.org/wordprocessingml/2006/main" xmlns:w14="http://schemas.microsoft.com/office/word/2010/wordml" xmlns:w15="http://schemas.microsoft.com/office/word/2012/wordml" xmlns:w16cex="http://schemas.microsoft.com/office/word/2018/wordml/cex" xmlns:w16cid="http://schemas.microsoft.com/office/word/2016/wordml/cid" xmlns:w16="http://schemas.microsoft.com/office/word/2018/wordml" xmlns:w16du="http://schemas.microsoft.com/office/word/2023/wordml/word16du" xmlns:w16sdtdh="http://schemas.microsoft.com/office/word/2020/wordml/sdtdatahash" xmlns:w16sdtfl="http://schemas.microsoft.com/office/word/2024/wordml/sdtformatlock" xmlns:w16se="http://schemas.microsoft.com/office/word/2015/wordml/symex" xmlns:wpg="http://schemas.microsoft.com/office/word/2010/wordprocessingGroup" xmlns:wpi="http://schemas.microsoft.com/office/word/2010/wordprocessingInk" xmlns:wne="http://schemas.microsoft.com/office/word/2006/wordml" xmlns:wps="http://schemas.microsoft.com/office/word/2010/wordprocessingShape" mc:Ignorable="w14 w15 w16se w16cid w16 w16cex w16sdtdh w16sdtfl w16du wp14">
   <w:p>
     <w:pPr>
       <w:pStyle w:val="Footer"/>
@@ -883,7 +908,7 @@
 </file>
 
 <file path=word/footnotes.xml><?xml version="1.0" encoding="utf-8"?>
-<w:footnotes xmlns:wpc="http://schemas.microsoft.com/office/word/2010/wordprocessingCanvas" xmlns:cx="http://schemas.microsoft.com/office/drawing/2014/chartex" xmlns:cx1="http://schemas.microsoft.com/office/drawing/2015/9/8/chartex" xmlns:cx2="http://schemas.microsoft.com/office/drawing/2015/10/21/chartex" xmlns:cx3="http://schemas.microsoft.com/office/drawing/2016/5/9/chartex" xmlns:cx4="http://schemas.microsoft.com/office/drawing/2016/5/10/chartex" xmlns:cx5="http://schemas.microsoft.com/office/drawing/2016/5/11/chartex" xmlns:cx6="http://schemas.microsoft.com/office/drawing/2016/5/12/chartex" xmlns:cx7="http://schemas.microsoft.com/office/drawing/2016/5/13/chartex" xmlns:cx8="http://schemas.microsoft.com/office/drawing/2016/5/14/chartex" xmlns:mc="http://schemas.openxmlformats.org/markup-compatibility/2006" xmlns:aink="http://schemas.microsoft.com/office/drawing/2016/ink" xmlns:am3d="http://schemas.microsoft.com/office/drawing/2017/model3d" xmlns:o="urn:schemas-microsoft-com:office:office" xmlns:oel="http://schemas.microsoft.com/office/2019/extlst" xmlns:r="http://schemas.openxmlformats.org/officeDocument/2006/relationships" xmlns:m="http://schemas.openxmlformats.org/officeDocument/2006/math" xmlns:v="urn:schemas-microsoft-com:vml" xmlns:wp14="http://schemas.microsoft.com/office/word/2010/wordprocessingDrawing" xmlns:wp="http://schemas.openxmlformats.org/drawingml/2006/wordprocessingDrawing" xmlns:w10="urn:schemas-microsoft-com:office:word" xmlns:w="http://schemas.openxmlformats.org/wordprocessingml/2006/main" xmlns:w14="http://schemas.microsoft.com/office/word/2010/wordml" xmlns:w15="http://schemas.microsoft.com/office/word/2012/wordml" xmlns:w16cex="http://schemas.microsoft.com/office/word/2018/wordml/cex" xmlns:w16cid="http://schemas.microsoft.com/office/word/2016/wordml/cid" xmlns:w16="http://schemas.microsoft.com/office/word/2018/wordml" xmlns:w16sdtdh="http://schemas.microsoft.com/office/word/2020/wordml/sdtdatahash" xmlns:w16se="http://schemas.microsoft.com/office/word/2015/wordml/symex" xmlns:wpg="http://schemas.microsoft.com/office/word/2010/wordprocessingGroup" xmlns:wpi="http://schemas.microsoft.com/office/word/2010/wordprocessingInk" xmlns:wne="http://schemas.microsoft.com/office/word/2006/wordml" xmlns:wps="http://schemas.microsoft.com/office/word/2010/wordprocessingShape" mc:Ignorable="w14 w15 w16se w16cid w16 w16cex w16sdtdh wp14">
+<w:footnotes xmlns:wpc="http://schemas.microsoft.com/office/word/2010/wordprocessingCanvas" xmlns:cx="http://schemas.microsoft.com/office/drawing/2014/chartex" xmlns:cx1="http://schemas.microsoft.com/office/drawing/2015/9/8/chartex" xmlns:cx2="http://schemas.microsoft.com/office/drawing/2015/10/21/chartex" xmlns:cx3="http://schemas.microsoft.com/office/drawing/2016/5/9/chartex" xmlns:cx4="http://schemas.microsoft.com/office/drawing/2016/5/10/chartex" xmlns:cx5="http://schemas.microsoft.com/office/drawing/2016/5/11/chartex" xmlns:cx6="http://schemas.microsoft.com/office/drawing/2016/5/12/chartex" xmlns:cx7="http://schemas.microsoft.com/office/drawing/2016/5/13/chartex" xmlns:cx8="http://schemas.microsoft.com/office/drawing/2016/5/14/chartex" xmlns:mc="http://schemas.openxmlformats.org/markup-compatibility/2006" xmlns:aink="http://schemas.microsoft.com/office/drawing/2016/ink" xmlns:am3d="http://schemas.microsoft.com/office/drawing/2017/model3d" xmlns:o="urn:schemas-microsoft-com:office:office" xmlns:oel="http://schemas.microsoft.com/office/2019/extlst" xmlns:r="http://schemas.openxmlformats.org/officeDocument/2006/relationships" xmlns:m="http://schemas.openxmlformats.org/officeDocument/2006/math" xmlns:v="urn:schemas-microsoft-com:vml" xmlns:wp14="http://schemas.microsoft.com/office/word/2010/wordprocessingDrawing" xmlns:wp="http://schemas.openxmlformats.org/drawingml/2006/wordprocessingDrawing" xmlns:w10="urn:schemas-microsoft-com:office:word" xmlns:w="http://schemas.openxmlformats.org/wordprocessingml/2006/main" xmlns:w14="http://schemas.microsoft.com/office/word/2010/wordml" xmlns:w15="http://schemas.microsoft.com/office/word/2012/wordml" xmlns:w16cex="http://schemas.microsoft.com/office/word/2018/wordml/cex" xmlns:w16cid="http://schemas.microsoft.com/office/word/2016/wordml/cid" xmlns:w16="http://schemas.microsoft.com/office/word/2018/wordml" xmlns:w16du="http://schemas.microsoft.com/office/word/2023/wordml/word16du" xmlns:w16sdtdh="http://schemas.microsoft.com/office/word/2020/wordml/sdtdatahash" xmlns:w16sdtfl="http://schemas.microsoft.com/office/word/2024/wordml/sdtformatlock" xmlns:w16se="http://schemas.microsoft.com/office/word/2015/wordml/symex" xmlns:wpg="http://schemas.microsoft.com/office/word/2010/wordprocessingGroup" xmlns:wpi="http://schemas.microsoft.com/office/word/2010/wordprocessingInk" xmlns:wne="http://schemas.microsoft.com/office/word/2006/wordml" xmlns:wps="http://schemas.microsoft.com/office/word/2010/wordprocessingShape" mc:Ignorable="w14 w15 w16se w16cid w16 w16cex w16sdtdh w16sdtfl w16du wp14">
   <w:footnote w:type="separator" w:id="-1">
     <w:p>
       <w:pPr>
@@ -908,7 +933,7 @@
 </file>
 
 <file path=word/header1.xml><?xml version="1.0" encoding="utf-8"?>
-<w:hdr xmlns:wpc="http://schemas.microsoft.com/office/word/2010/wordprocessingCanvas" xmlns:cx="http://schemas.microsoft.com/office/drawing/2014/chartex" xmlns:cx1="http://schemas.microsoft.com/office/drawing/2015/9/8/chartex" xmlns:cx2="http://schemas.microsoft.com/office/drawing/2015/10/21/chartex" xmlns:cx3="http://schemas.microsoft.com/office/drawing/2016/5/9/chartex" xmlns:cx4="http://schemas.microsoft.com/office/drawing/2016/5/10/chartex" xmlns:cx5="http://schemas.microsoft.com/office/drawing/2016/5/11/chartex" xmlns:cx6="http://schemas.microsoft.com/office/drawing/2016/5/12/chartex" xmlns:cx7="http://schemas.microsoft.com/office/drawing/2016/5/13/chartex" xmlns:cx8="http://schemas.microsoft.com/office/drawing/2016/5/14/chartex" xmlns:mc="http://schemas.openxmlformats.org/markup-compatibility/2006" xmlns:aink="http://schemas.microsoft.com/office/drawing/2016/ink" xmlns:am3d="http://schemas.microsoft.com/office/drawing/2017/model3d" xmlns:o="urn:schemas-microsoft-com:office:office" xmlns:oel="http://schemas.microsoft.com/office/2019/extlst" xmlns:r="http://schemas.openxmlformats.org/officeDocument/2006/relationships" xmlns:m="http://schemas.openxmlformats.org/officeDocument/2006/math" xmlns:v="urn:schemas-microsoft-com:vml" xmlns:wp14="http://schemas.microsoft.com/office/word/2010/wordprocessingDrawing" xmlns:wp="http://schemas.openxmlformats.org/drawingml/2006/wordprocessingDrawing" xmlns:w10="urn:schemas-microsoft-com:office:word" xmlns:w="http://schemas.openxmlformats.org/wordprocessingml/2006/main" xmlns:w14="http://schemas.microsoft.com/office/word/2010/wordml" xmlns:w15="http://schemas.microsoft.com/office/word/2012/wordml" xmlns:w16cex="http://schemas.microsoft.com/office/word/2018/wordml/cex" xmlns:w16cid="http://schemas.microsoft.com/office/word/2016/wordml/cid" xmlns:w16="http://schemas.microsoft.com/office/word/2018/wordml" xmlns:w16sdtdh="http://schemas.microsoft.com/office/word/2020/wordml/sdtdatahash" xmlns:w16se="http://schemas.microsoft.com/office/word/2015/wordml/symex" xmlns:wpg="http://schemas.microsoft.com/office/word/2010/wordprocessingGroup" xmlns:wpi="http://schemas.microsoft.com/office/word/2010/wordprocessingInk" xmlns:wne="http://schemas.microsoft.com/office/word/2006/wordml" xmlns:wps="http://schemas.microsoft.com/office/word/2010/wordprocessingShape" mc:Ignorable="w14 w15 w16se w16cid w16 w16cex w16sdtdh wp14">
+<w:hdr xmlns:wpc="http://schemas.microsoft.com/office/word/2010/wordprocessingCanvas" xmlns:cx="http://schemas.microsoft.com/office/drawing/2014/chartex" xmlns:cx1="http://schemas.microsoft.com/office/drawing/2015/9/8/chartex" xmlns:cx2="http://schemas.microsoft.com/office/drawing/2015/10/21/chartex" xmlns:cx3="http://schemas.microsoft.com/office/drawing/2016/5/9/chartex" xmlns:cx4="http://schemas.microsoft.com/office/drawing/2016/5/10/chartex" xmlns:cx5="http://schemas.microsoft.com/office/drawing/2016/5/11/chartex" xmlns:cx6="http://schemas.microsoft.com/office/drawing/2016/5/12/chartex" xmlns:cx7="http://schemas.microsoft.com/office/drawing/2016/5/13/chartex" xmlns:cx8="http://schemas.microsoft.com/office/drawing/2016/5/14/chartex" xmlns:mc="http://schemas.openxmlformats.org/markup-compatibility/2006" xmlns:aink="http://schemas.microsoft.com/office/drawing/2016/ink" xmlns:am3d="http://schemas.microsoft.com/office/drawing/2017/model3d" xmlns:o="urn:schemas-microsoft-com:office:office" xmlns:oel="http://schemas.microsoft.com/office/2019/extlst" xmlns:r="http://schemas.openxmlformats.org/officeDocument/2006/relationships" xmlns:m="http://schemas.openxmlformats.org/officeDocument/2006/math" xmlns:v="urn:schemas-microsoft-com:vml" xmlns:wp14="http://schemas.microsoft.com/office/word/2010/wordprocessingDrawing" xmlns:wp="http://schemas.openxmlformats.org/drawingml/2006/wordprocessingDrawing" xmlns:w10="urn:schemas-microsoft-com:office:word" xmlns:w="http://schemas.openxmlformats.org/wordprocessingml/2006/main" xmlns:w14="http://schemas.microsoft.com/office/word/2010/wordml" xmlns:w15="http://schemas.microsoft.com/office/word/2012/wordml" xmlns:w16cex="http://schemas.microsoft.com/office/word/2018/wordml/cex" xmlns:w16cid="http://schemas.microsoft.com/office/word/2016/wordml/cid" xmlns:w16="http://schemas.microsoft.com/office/word/2018/wordml" xmlns:w16du="http://schemas.microsoft.com/office/word/2023/wordml/word16du" xmlns:w16sdtdh="http://schemas.microsoft.com/office/word/2020/wordml/sdtdatahash" xmlns:w16sdtfl="http://schemas.microsoft.com/office/word/2024/wordml/sdtformatlock" xmlns:w16se="http://schemas.microsoft.com/office/word/2015/wordml/symex" xmlns:wpg="http://schemas.microsoft.com/office/word/2010/wordprocessingGroup" xmlns:wpi="http://schemas.microsoft.com/office/word/2010/wordprocessingInk" xmlns:wne="http://schemas.microsoft.com/office/word/2006/wordml" xmlns:wps="http://schemas.microsoft.com/office/word/2010/wordprocessingShape" mc:Ignorable="w14 w15 w16se w16cid w16 w16cex w16sdtdh w16sdtfl w16du wp14">
   <w:p>
     <w:pPr>
       <w:pStyle w:val="Header"/>
@@ -918,7 +943,7 @@
 </file>
 
 <file path=word/header2.xml><?xml version="1.0" encoding="utf-8"?>
-<w:hdr xmlns:wpc="http://schemas.microsoft.com/office/word/2010/wordprocessingCanvas" xmlns:cx="http://schemas.microsoft.com/office/drawing/2014/chartex" xmlns:cx1="http://schemas.microsoft.com/office/drawing/2015/9/8/chartex" xmlns:cx2="http://schemas.microsoft.com/office/drawing/2015/10/21/chartex" xmlns:cx3="http://schemas.microsoft.com/office/drawing/2016/5/9/chartex" xmlns:cx4="http://schemas.microsoft.com/office/drawing/2016/5/10/chartex" xmlns:cx5="http://schemas.microsoft.com/office/drawing/2016/5/11/chartex" xmlns:cx6="http://schemas.microsoft.com/office/drawing/2016/5/12/chartex" xmlns:cx7="http://schemas.microsoft.com/office/drawing/2016/5/13/chartex" xmlns:cx8="http://schemas.microsoft.com/office/drawing/2016/5/14/chartex" xmlns:mc="http://schemas.openxmlformats.org/markup-compatibility/2006" xmlns:aink="http://schemas.microsoft.com/office/drawing/2016/ink" xmlns:am3d="http://schemas.microsoft.com/office/drawing/2017/model3d" xmlns:o="urn:schemas-microsoft-com:office:office" xmlns:oel="http://schemas.microsoft.com/office/2019/extlst" xmlns:r="http://schemas.openxmlformats.org/officeDocument/2006/relationships" xmlns:m="http://schemas.openxmlformats.org/officeDocument/2006/math" xmlns:v="urn:schemas-microsoft-com:vml" xmlns:wp14="http://schemas.microsoft.com/office/word/2010/wordprocessingDrawing" xmlns:wp="http://schemas.openxmlformats.org/drawingml/2006/wordprocessingDrawing" xmlns:w10="urn:schemas-microsoft-com:office:word" xmlns:w="http://schemas.openxmlformats.org/wordprocessingml/2006/main" xmlns:w14="http://schemas.microsoft.com/office/word/2010/wordml" xmlns:w15="http://schemas.microsoft.com/office/word/2012/wordml" xmlns:w16cex="http://schemas.microsoft.com/office/word/2018/wordml/cex" xmlns:w16cid="http://schemas.microsoft.com/office/word/2016/wordml/cid" xmlns:w16="http://schemas.microsoft.com/office/word/2018/wordml" xmlns:w16sdtdh="http://schemas.microsoft.com/office/word/2020/wordml/sdtdatahash" xmlns:w16se="http://schemas.microsoft.com/office/word/2015/wordml/symex" xmlns:wpg="http://schemas.microsoft.com/office/word/2010/wordprocessingGroup" xmlns:wpi="http://schemas.microsoft.com/office/word/2010/wordprocessingInk" xmlns:wne="http://schemas.microsoft.com/office/word/2006/wordml" xmlns:wps="http://schemas.microsoft.com/office/word/2010/wordprocessingShape" mc:Ignorable="w14 w15 w16se w16cid w16 w16cex w16sdtdh wp14">
+<w:hdr xmlns:wpc="http://schemas.microsoft.com/office/word/2010/wordprocessingCanvas" xmlns:cx="http://schemas.microsoft.com/office/drawing/2014/chartex" xmlns:cx1="http://schemas.microsoft.com/office/drawing/2015/9/8/chartex" xmlns:cx2="http://schemas.microsoft.com/office/drawing/2015/10/21/chartex" xmlns:cx3="http://schemas.microsoft.com/office/drawing/2016/5/9/chartex" xmlns:cx4="http://schemas.microsoft.com/office/drawing/2016/5/10/chartex" xmlns:cx5="http://schemas.microsoft.com/office/drawing/2016/5/11/chartex" xmlns:cx6="http://schemas.microsoft.com/office/drawing/2016/5/12/chartex" xmlns:cx7="http://schemas.microsoft.com/office/drawing/2016/5/13/chartex" xmlns:cx8="http://schemas.microsoft.com/office/drawing/2016/5/14/chartex" xmlns:mc="http://schemas.openxmlformats.org/markup-compatibility/2006" xmlns:aink="http://schemas.microsoft.com/office/drawing/2016/ink" xmlns:am3d="http://schemas.microsoft.com/office/drawing/2017/model3d" xmlns:o="urn:schemas-microsoft-com:office:office" xmlns:oel="http://schemas.microsoft.com/office/2019/extlst" xmlns:r="http://schemas.openxmlformats.org/officeDocument/2006/relationships" xmlns:m="http://schemas.openxmlformats.org/officeDocument/2006/math" xmlns:v="urn:schemas-microsoft-com:vml" xmlns:wp14="http://schemas.microsoft.com/office/word/2010/wordprocessingDrawing" xmlns:wp="http://schemas.openxmlformats.org/drawingml/2006/wordprocessingDrawing" xmlns:w10="urn:schemas-microsoft-com:office:word" xmlns:w="http://schemas.openxmlformats.org/wordprocessingml/2006/main" xmlns:w14="http://schemas.microsoft.com/office/word/2010/wordml" xmlns:w15="http://schemas.microsoft.com/office/word/2012/wordml" xmlns:w16cex="http://schemas.microsoft.com/office/word/2018/wordml/cex" xmlns:w16cid="http://schemas.microsoft.com/office/word/2016/wordml/cid" xmlns:w16="http://schemas.microsoft.com/office/word/2018/wordml" xmlns:w16du="http://schemas.microsoft.com/office/word/2023/wordml/word16du" xmlns:w16sdtdh="http://schemas.microsoft.com/office/word/2020/wordml/sdtdatahash" xmlns:w16sdtfl="http://schemas.microsoft.com/office/word/2024/wordml/sdtformatlock" xmlns:w16se="http://schemas.microsoft.com/office/word/2015/wordml/symex" xmlns:wpg="http://schemas.microsoft.com/office/word/2010/wordprocessingGroup" xmlns:wpi="http://schemas.microsoft.com/office/word/2010/wordprocessingInk" xmlns:wne="http://schemas.microsoft.com/office/word/2006/wordml" xmlns:wps="http://schemas.microsoft.com/office/word/2010/wordprocessingShape" mc:Ignorable="w14 w15 w16se w16cid w16 w16cex w16sdtdh w16sdtfl w16du wp14">
   <w:p>
     <w:pPr>
       <w:pStyle w:val="Header"/>
@@ -929,7 +954,7 @@
 </file>
 
 <file path=word/header3.xml><?xml version="1.0" encoding="utf-8"?>
-<w:hdr xmlns:wpc="http://schemas.microsoft.com/office/word/2010/wordprocessingCanvas" xmlns:cx="http://schemas.microsoft.com/office/drawing/2014/chartex" xmlns:cx1="http://schemas.microsoft.com/office/drawing/2015/9/8/chartex" xmlns:cx2="http://schemas.microsoft.com/office/drawing/2015/10/21/chartex" xmlns:cx3="http://schemas.microsoft.com/office/drawing/2016/5/9/chartex" xmlns:cx4="http://schemas.microsoft.com/office/drawing/2016/5/10/chartex" xmlns:cx5="http://schemas.microsoft.com/office/drawing/2016/5/11/chartex" xmlns:cx6="http://schemas.microsoft.com/office/drawing/2016/5/12/chartex" xmlns:cx7="http://schemas.microsoft.com/office/drawing/2016/5/13/chartex" xmlns:cx8="http://schemas.microsoft.com/office/drawing/2016/5/14/chartex" xmlns:mc="http://schemas.openxmlformats.org/markup-compatibility/2006" xmlns:aink="http://schemas.microsoft.com/office/drawing/2016/ink" xmlns:am3d="http://schemas.microsoft.com/office/drawing/2017/model3d" xmlns:o="urn:schemas-microsoft-com:office:office" xmlns:oel="http://schemas.microsoft.com/office/2019/extlst" xmlns:r="http://schemas.openxmlformats.org/officeDocument/2006/relationships" xmlns:m="http://schemas.openxmlformats.org/officeDocument/2006/math" xmlns:v="urn:schemas-microsoft-com:vml" xmlns:wp14="http://schemas.microsoft.com/office/word/2010/wordprocessingDrawing" xmlns:wp="http://schemas.openxmlformats.org/drawingml/2006/wordprocessingDrawing" xmlns:w10="urn:schemas-microsoft-com:office:word" xmlns:w="http://schemas.openxmlformats.org/wordprocessingml/2006/main" xmlns:w14="http://schemas.microsoft.com/office/word/2010/wordml" xmlns:w15="http://schemas.microsoft.com/office/word/2012/wordml" xmlns:w16cex="http://schemas.microsoft.com/office/word/2018/wordml/cex" xmlns:w16cid="http://schemas.microsoft.com/office/word/2016/wordml/cid" xmlns:w16="http://schemas.microsoft.com/office/word/2018/wordml" xmlns:w16sdtdh="http://schemas.microsoft.com/office/word/2020/wordml/sdtdatahash" xmlns:w16se="http://schemas.microsoft.com/office/word/2015/wordml/symex" xmlns:wpg="http://schemas.microsoft.com/office/word/2010/wordprocessingGroup" xmlns:wpi="http://schemas.microsoft.com/office/word/2010/wordprocessingInk" xmlns:wne="http://schemas.microsoft.com/office/word/2006/wordml" xmlns:wps="http://schemas.microsoft.com/office/word/2010/wordprocessingShape" mc:Ignorable="w14 w15 w16se w16cid w16 w16cex w16sdtdh wp14">
+<w:hdr xmlns:wpc="http://schemas.microsoft.com/office/word/2010/wordprocessingCanvas" xmlns:cx="http://schemas.microsoft.com/office/drawing/2014/chartex" xmlns:cx1="http://schemas.microsoft.com/office/drawing/2015/9/8/chartex" xmlns:cx2="http://schemas.microsoft.com/office/drawing/2015/10/21/chartex" xmlns:cx3="http://schemas.microsoft.com/office/drawing/2016/5/9/chartex" xmlns:cx4="http://schemas.microsoft.com/office/drawing/2016/5/10/chartex" xmlns:cx5="http://schemas.microsoft.com/office/drawing/2016/5/11/chartex" xmlns:cx6="http://schemas.microsoft.com/office/drawing/2016/5/12/chartex" xmlns:cx7="http://schemas.microsoft.com/office/drawing/2016/5/13/chartex" xmlns:cx8="http://schemas.microsoft.com/office/drawing/2016/5/14/chartex" xmlns:mc="http://schemas.openxmlformats.org/markup-compatibility/2006" xmlns:aink="http://schemas.microsoft.com/office/drawing/2016/ink" xmlns:am3d="http://schemas.microsoft.com/office/drawing/2017/model3d" xmlns:o="urn:schemas-microsoft-com:office:office" xmlns:oel="http://schemas.microsoft.com/office/2019/extlst" xmlns:r="http://schemas.openxmlformats.org/officeDocument/2006/relationships" xmlns:m="http://schemas.openxmlformats.org/officeDocument/2006/math" xmlns:v="urn:schemas-microsoft-com:vml" xmlns:wp14="http://schemas.microsoft.com/office/word/2010/wordprocessingDrawing" xmlns:wp="http://schemas.openxmlformats.org/drawingml/2006/wordprocessingDrawing" xmlns:w10="urn:schemas-microsoft-com:office:word" xmlns:w="http://schemas.openxmlformats.org/wordprocessingml/2006/main" xmlns:w14="http://schemas.microsoft.com/office/word/2010/wordml" xmlns:w15="http://schemas.microsoft.com/office/word/2012/wordml" xmlns:w16cex="http://schemas.microsoft.com/office/word/2018/wordml/cex" xmlns:w16cid="http://schemas.microsoft.com/office/word/2016/wordml/cid" xmlns:w16="http://schemas.microsoft.com/office/word/2018/wordml" xmlns:w16du="http://schemas.microsoft.com/office/word/2023/wordml/word16du" xmlns:w16sdtdh="http://schemas.microsoft.com/office/word/2020/wordml/sdtdatahash" xmlns:w16sdtfl="http://schemas.microsoft.com/office/word/2024/wordml/sdtformatlock" xmlns:w16se="http://schemas.microsoft.com/office/word/2015/wordml/symex" xmlns:wpg="http://schemas.microsoft.com/office/word/2010/wordprocessingGroup" xmlns:wpi="http://schemas.microsoft.com/office/word/2010/wordprocessingInk" xmlns:wne="http://schemas.microsoft.com/office/word/2006/wordml" xmlns:wps="http://schemas.microsoft.com/office/word/2010/wordprocessingShape" mc:Ignorable="w14 w15 w16se w16cid w16 w16cex w16sdtdh w16sdtfl w16du wp14">
   <w:p>
     <w:pPr>
       <w:pStyle w:val="Header"/>
@@ -938,7 +963,7 @@
     <w:r>
       <w:tab/>
       <w:tab/>
-      <w:t>2026-06-17</w:t>
+      <w:t>2026-06-18</w:t>
       <w:br/>
       <w:br/>
     </w:r>
@@ -955,7 +980,7 @@
 </file>
 
 <file path=word/numbering.xml><?xml version="1.0" encoding="utf-8"?>
-<w:numbering xmlns:wpc="http://schemas.microsoft.com/office/word/2010/wordprocessingCanvas" xmlns:cx="http://schemas.microsoft.com/office/drawing/2014/chartex" xmlns:cx1="http://schemas.microsoft.com/office/drawing/2015/9/8/chartex" xmlns:cx2="http://schemas.microsoft.com/office/drawing/2015/10/21/chartex" xmlns:cx3="http://schemas.microsoft.com/office/drawing/2016/5/9/chartex" xmlns:cx4="http://schemas.microsoft.com/office/drawing/2016/5/10/chartex" xmlns:cx5="http://schemas.microsoft.com/office/drawing/2016/5/11/chartex" xmlns:cx6="http://schemas.microsoft.com/office/drawing/2016/5/12/chartex" xmlns:cx7="http://schemas.microsoft.com/office/drawing/2016/5/13/chartex" xmlns:cx8="http://schemas.microsoft.com/office/drawing/2016/5/14/chartex" xmlns:mc="http://schemas.openxmlformats.org/markup-compatibility/2006" xmlns:aink="http://schemas.microsoft.com/office/drawing/2016/ink" xmlns:am3d="http://schemas.microsoft.com/office/drawing/2017/model3d" xmlns:o="urn:schemas-microsoft-com:office:office" xmlns:oel="http://schemas.microsoft.com/office/2019/extlst" xmlns:r="http://schemas.openxmlformats.org/officeDocument/2006/relationships" xmlns:m="http://schemas.openxmlformats.org/officeDocument/2006/math" xmlns:v="urn:schemas-microsoft-com:vml" xmlns:wp14="http://schemas.microsoft.com/office/word/2010/wordprocessingDrawing" xmlns:wp="http://schemas.openxmlformats.org/drawingml/2006/wordprocessingDrawing" xmlns:w10="urn:schemas-microsoft-com:office:word" xmlns:w="http://schemas.openxmlformats.org/wordprocessingml/2006/main" xmlns:w14="http://schemas.microsoft.com/office/word/2010/wordml" xmlns:w15="http://schemas.microsoft.com/office/word/2012/wordml" xmlns:w16cex="http://schemas.microsoft.com/office/word/2018/wordml/cex" xmlns:w16cid="http://schemas.microsoft.com/office/word/2016/wordml/cid" xmlns:w16="http://schemas.microsoft.com/office/word/2018/wordml" xmlns:w16sdtdh="http://schemas.microsoft.com/office/word/2020/wordml/sdtdatahash" xmlns:w16se="http://schemas.microsoft.com/office/word/2015/wordml/symex" xmlns:wpg="http://schemas.microsoft.com/office/word/2010/wordprocessingGroup" xmlns:wpi="http://schemas.microsoft.com/office/word/2010/wordprocessingInk" xmlns:wne="http://schemas.microsoft.com/office/word/2006/wordml" xmlns:wps="http://schemas.microsoft.com/office/word/2010/wordprocessingShape" mc:Ignorable="w14 w15 w16se w16cid w16 w16cex w16sdtdh wp14">
+<w:numbering xmlns:wpc="http://schemas.microsoft.com/office/word/2010/wordprocessingCanvas" xmlns:cx="http://schemas.microsoft.com/office/drawing/2014/chartex" xmlns:cx1="http://schemas.microsoft.com/office/drawing/2015/9/8/chartex" xmlns:cx2="http://schemas.microsoft.com/office/drawing/2015/10/21/chartex" xmlns:cx3="http://schemas.microsoft.com/office/drawing/2016/5/9/chartex" xmlns:cx4="http://schemas.microsoft.com/office/drawing/2016/5/10/chartex" xmlns:cx5="http://schemas.microsoft.com/office/drawing/2016/5/11/chartex" xmlns:cx6="http://schemas.microsoft.com/office/drawing/2016/5/12/chartex" xmlns:cx7="http://schemas.microsoft.com/office/drawing/2016/5/13/chartex" xmlns:cx8="http://schemas.microsoft.com/office/drawing/2016/5/14/chartex" xmlns:mc="http://schemas.openxmlformats.org/markup-compatibility/2006" xmlns:aink="http://schemas.microsoft.com/office/drawing/2016/ink" xmlns:am3d="http://schemas.microsoft.com/office/drawing/2017/model3d" xmlns:o="urn:schemas-microsoft-com:office:office" xmlns:oel="http://schemas.microsoft.com/office/2019/extlst" xmlns:r="http://schemas.openxmlformats.org/officeDocument/2006/relationships" xmlns:m="http://schemas.openxmlformats.org/officeDocument/2006/math" xmlns:v="urn:schemas-microsoft-com:vml" xmlns:wp14="http://schemas.microsoft.com/office/word/2010/wordprocessingDrawing" xmlns:wp="http://schemas.openxmlformats.org/drawingml/2006/wordprocessingDrawing" xmlns:w10="urn:schemas-microsoft-com:office:word" xmlns:w="http://schemas.openxmlformats.org/wordprocessingml/2006/main" xmlns:w14="http://schemas.microsoft.com/office/word/2010/wordml" xmlns:w15="http://schemas.microsoft.com/office/word/2012/wordml" xmlns:w16cex="http://schemas.microsoft.com/office/word/2018/wordml/cex" xmlns:w16cid="http://schemas.microsoft.com/office/word/2016/wordml/cid" xmlns:w16="http://schemas.microsoft.com/office/word/2018/wordml" xmlns:w16du="http://schemas.microsoft.com/office/word/2023/wordml/word16du" xmlns:w16sdtdh="http://schemas.microsoft.com/office/word/2020/wordml/sdtdatahash" xmlns:w16sdtfl="http://schemas.microsoft.com/office/word/2024/wordml/sdtformatlock" xmlns:w16se="http://schemas.microsoft.com/office/word/2015/wordml/symex" xmlns:wpg="http://schemas.microsoft.com/office/word/2010/wordprocessingGroup" xmlns:wpi="http://schemas.microsoft.com/office/word/2010/wordprocessingInk" xmlns:wne="http://schemas.microsoft.com/office/word/2006/wordml" xmlns:wps="http://schemas.microsoft.com/office/word/2010/wordprocessingShape" mc:Ignorable="w14 w15 w16se w16cid w16 w16cex w16sdtdh w16sdtfl w16du wp14">
   <w:abstractNum w:abstractNumId="0" w15:restartNumberingAfterBreak="0">
     <w:nsid w:val="FFFFFF7C"/>
     <w:multiLevelType w:val="singleLevel"/>
@@ -1158,7 +1183,7 @@
 </file>
 
 <file path=word/styles.xml><?xml version="1.0" encoding="utf-8"?>
-<w:styles xmlns:mc="http://schemas.openxmlformats.org/markup-compatibility/2006" xmlns:r="http://schemas.openxmlformats.org/officeDocument/2006/relationships" xmlns:w="http://schemas.openxmlformats.org/wordprocessingml/2006/main" xmlns:w14="http://schemas.microsoft.com/office/word/2010/wordml" xmlns:w15="http://schemas.microsoft.com/office/word/2012/wordml" xmlns:w16cex="http://schemas.microsoft.com/office/word/2018/wordml/cex" xmlns:w16cid="http://schemas.microsoft.com/office/word/2016/wordml/cid" xmlns:w16="http://schemas.microsoft.com/office/word/2018/wordml" xmlns:w16sdtdh="http://schemas.microsoft.com/office/word/2020/wordml/sdtdatahash" xmlns:w16se="http://schemas.microsoft.com/office/word/2015/wordml/symex" mc:Ignorable="w14 w15 w16se w16cid w16 w16cex w16sdtdh">
+<w:styles xmlns:mc="http://schemas.openxmlformats.org/markup-compatibility/2006" xmlns:r="http://schemas.openxmlformats.org/officeDocument/2006/relationships" xmlns:w="http://schemas.openxmlformats.org/wordprocessingml/2006/main" xmlns:w14="http://schemas.microsoft.com/office/word/2010/wordml" xmlns:w15="http://schemas.microsoft.com/office/word/2012/wordml" xmlns:w16cex="http://schemas.microsoft.com/office/word/2018/wordml/cex" xmlns:w16cid="http://schemas.microsoft.com/office/word/2016/wordml/cid" xmlns:w16="http://schemas.microsoft.com/office/word/2018/wordml" xmlns:w16du="http://schemas.microsoft.com/office/word/2023/wordml/word16du" xmlns:w16sdtdh="http://schemas.microsoft.com/office/word/2020/wordml/sdtdatahash" xmlns:w16sdtfl="http://schemas.microsoft.com/office/word/2024/wordml/sdtformatlock" xmlns:w16se="http://schemas.microsoft.com/office/word/2015/wordml/symex" mc:Ignorable="w14 w15 w16se w16cid w16 w16cex w16sdtdh w16sdtfl w16du">
   <w:docDefaults>
     <w:rPrDefault>
       <w:rPr>
@@ -1916,7 +1941,7 @@
     <w:link w:val="TitleChar"/>
     <w:uiPriority w:val="10"/>
     <w:qFormat/>
-    <w:rsid w:val="007106C8"/>
+    <w:rsid w:val="00E854FA"/>
     <w:pPr>
       <w:spacing w:after="300" w:line="240" w:lineRule="auto"/>
       <w:contextualSpacing/>
@@ -1926,7 +1951,7 @@
       <w:rFonts w:eastAsiaTheme="majorEastAsia" w:cstheme="majorBidi"/>
       <w:spacing w:val="5"/>
       <w:kern w:val="28"/>
-      <w:sz w:val="52"/>
+      <w:sz w:val="40"/>
       <w:szCs w:val="52"/>
       <w:lang w:val="sv-SE" w:eastAsia="en-US" w:bidi="ar-SA"/>
     </w:rPr>
@@ -1936,12 +1961,12 @@
     <w:basedOn w:val="DefaultParagraphFont"/>
     <w:link w:val="Title"/>
     <w:uiPriority w:val="10"/>
-    <w:rsid w:val="007106C8"/>
+    <w:rsid w:val="00E854FA"/>
     <w:rPr>
       <w:rFonts w:ascii="Times New Roman" w:eastAsiaTheme="majorEastAsia" w:hAnsi="Times New Roman" w:cstheme="majorBidi"/>
       <w:spacing w:val="5"/>
       <w:kern w:val="28"/>
-      <w:sz w:val="52"/>
+      <w:sz w:val="40"/>
       <w:szCs w:val="52"/>
       <w:lang w:val="sv-SE" w:eastAsia="en-US" w:bidi="ar-SA"/>
     </w:rPr>

--- a/klagomål/A 47886-2023 FSC-klagomål.docx
+++ b/klagomål/A 47886-2023 FSC-klagomål.docx
@@ -963,7 +963,7 @@
     <w:r>
       <w:tab/>
       <w:tab/>
-      <w:t>2026-06-18</w:t>
+      <w:t>2026-06-19</w:t>
       <w:br/>
       <w:br/>
     </w:r>

--- a/klagomål/A 47886-2023 FSC-klagomål.docx
+++ b/klagomål/A 47886-2023 FSC-klagomål.docx
@@ -963,7 +963,7 @@
     <w:r>
       <w:tab/>
       <w:tab/>
-      <w:t>2026-06-19</w:t>
+      <w:t>2026-06-20</w:t>
       <w:br/>
       <w:br/>
     </w:r>

--- a/klagomål/A 47886-2023 FSC-klagomål.docx
+++ b/klagomål/A 47886-2023 FSC-klagomål.docx
@@ -168,38 +168,7 @@
     </w:p>
     <w:p>
       <w:r>
-        <w:t>Detta dokument behandlar höga naturvärden i avverkningsanmälan A 47886-2023 i Katrineholms kommun som inkom 2023-10-05 och omfattar 22,0 ha.</w:t>
-      </w:r>
-    </w:p>
-    <w:p>
-      <w:r>
-        <w:t>Nedan presenteras fynd av naturvårdsarter och fridlysta arter som gjorts i det avverkningsanmälda området, samt relevanta utdrag ur standarderna för FSC, Chain of Custody, Controlled Wood och PEFC. I BILAGA 1 finns artfakta om rödlistade arter.</w:t>
-      </w:r>
-    </w:p>
-    <w:p>
-      <w:r>
-        <w:t>Vi förväntar oss att ni återkommer med ett skriftligt svar på vårt klagomål och även beskriver vilka korrigerande åtgärder ni satt in för att rätta till identifierade brister i er efterlevnad av den svenska FSC standarden.</w:t>
-      </w:r>
-    </w:p>
-    <w:p>
-      <w:pPr>
-        <w:pStyle w:val="Heading1"/>
-      </w:pPr>
-      <w:r>
-        <w:t>Naturvårdsarter</w:t>
-      </w:r>
-    </w:p>
-    <w:p>
-      <w:r>
-        <w:t>I och inom 24 meter från avverkningsanmälan har följande 5 naturvårdsarter hittats: tallticka (NT, T), björksplintborre (S), jättesvampmal (S), mindre märgborre (S, T) och fläcknycklar (§8). Av dessa är 1 rödlistade. För rödlistade arter har rödlistekategorin angivits inom parentes. Arter som är signalarter enligt Skogsstyrelsen har markerats med (S). Typiska arter inom Natura 2000 som är kopplade till skogsekosystem har markerats med (T). För fridlysta arter anges även paragrafen i Artskyddsförordningen som arten är fridlyst enligt.</w:t>
-      </w:r>
-    </w:p>
-    <w:p>
-      <w:r>
-        <w:t>De påträffade naturvårdsarterna är ett tydligt kvitto på att det rör sig om en skog med höga naturvärden.</w:t>
-      </w:r>
-      <w:r>
-        <w:t xml:space="preserve"> I Figur 1 visas fyndplatser för naturvårdsarter i området, som finns registrerade på Artportalen.</w:t>
+        <w:t>Detta klagomål behandlar höga naturvärden i avverkningsanmälan A 47886-2023 i Katrineholms kommun som inkom 2023-10-05 och omfattar 22,0 ha.</w:t>
       </w:r>
     </w:p>
     <w:p>
@@ -247,28 +216,64 @@
         <w:spacing w:after="240"/>
       </w:pPr>
       <w:r>
-        <w:t>Figur 1. Fyndplatser för naturvårdsarter i och inom 24 meter från avverkningsanmälan (röd linje). Markörer utan svart kant är placerade på fyndplatsen. Markörer med svart kant är placerade vid sidan av fyndplatsen och har ett svart streck som visar fyndplatsens exakta position. Kartans mittpunktskoordinat är N 6531494, E 573806 i SWEREF 99 TM.</w:t>
+        <w:t>Figur 1. Fyndplatser för naturvårdsarter i och inom 24 meter från avverkningsanmälan. Markörer utan svart kant är placerade på fyndplatsen. Markörer med svart kant är placerade vid sidan av fyndplatsen har ett svart streck som visar fyndplatsens exakta position. Kartans mittpunktskoordinat är N 6531494, E 573806 i SWEREF 99 TM.</w:t>
+      </w:r>
+    </w:p>
+    <w:p>
+      <w:r>
+        <w:t>I och inom 24 meter från avverkningsanmälan finns fynd av 5 naturvårdsarter, varav 1 är rödlistad, 1 är fridlyst, 2 är typiska (T) och 3 är signalarter (S): tallticka (NT, T), björksplintborre (S), jättesvampmal (S), mindre märgborre (S, T) och fläcknycklar (§8). Se Figur 1.</w:t>
+      </w:r>
+    </w:p>
+    <w:p>
+      <w:r>
+        <w:t>Nedan presenteras relevanta utdrag ur standarderna för FSC, Chain of Custody, Controlled Wood och PEFC.</w:t>
+      </w:r>
+    </w:p>
+    <w:p>
+      <w:r>
+        <w:t>Vi förväntar oss att ni återkommer med ett skriftligt svar på vårt klagomål och även beskriver vilka korrigerande åtgärder ni satt in för att rätta till identifierade brister i er efterlevnad av den svenska FSC standarden.</w:t>
       </w:r>
     </w:p>
     <w:p>
       <w:pPr>
-        <w:pStyle w:val="Heading2"/>
+        <w:pStyle w:val="Heading1"/>
       </w:pPr>
       <w:r>
-        <w:t>Fridlysta arter</w:t>
+        <w:t>Naturvårdsarter och fridlysta arter</w:t>
       </w:r>
     </w:p>
     <w:p>
       <w:r>
-        <w:t>Följande fridlysta arter har sina livsmiljöer och växtplatser i den avverkningsanmälda skogen: fläcknycklar (§8).</w:t>
+        <w:t>Nedan följer beskrivningar av de naturvårdsarter och fridlysta arter som har sina livsmiljöer och växtplatser i den avverkningsanmälda skogen. Se även ytterligare artfakta i BILAGA 1. De påträffade naturvårdsarterna är ett tydligt kvitto på att det rör sig om en skog med höga naturvärden.</w:t>
       </w:r>
     </w:p>
     <w:p>
-      <w:pPr>
-        <w:pStyle w:val="Heading2"/>
-      </w:pPr>
       <w:r>
-        <w:t>Övriga naturvårdsarter</w:t>
+        <w:rPr>
+          <w:b/>
+        </w:rPr>
+        <w:t xml:space="preserve">Tallticka (NT) </w:t>
+      </w:r>
+      <w:r>
+        <w:t xml:space="preserve">uppträder först på tallar som är 100–150 år gamla men är vanligast på träd som är runt 150–200 år eller äldre. I skogslandskapet är den främst knuten till tallnaturskogar och restbiotoper med biologiskt gamla träd och signalerar vanligtvis skyddsvärda tallbestånd med höga naturvärden. Tallticka är typisk art för </w:t>
+      </w:r>
+      <w:r>
+        <w:rPr>
+          <w:i/>
+        </w:rPr>
+        <w:t xml:space="preserve">9010 Taiga </w:t>
+      </w:r>
+      <w:r>
+        <w:t xml:space="preserve">och </w:t>
+      </w:r>
+      <w:r>
+        <w:rPr>
+          <w:i/>
+        </w:rPr>
+        <w:t>9060 Åsbarrskog</w:t>
+      </w:r>
+      <w:r>
+        <w:t xml:space="preserve"> (SLU Artdatabanken, 2023; Nitare &amp; Skogsstyrelsen, 2019).</w:t>
       </w:r>
     </w:p>
     <w:p>
@@ -320,35 +325,6 @@
       </w:r>
       <w:r>
         <w:t xml:space="preserve"> (SLU Artdatabanken, 2026; Pettersson, 2014; Hedgren, 2012; Gunnarsson m fl., 1999).</w:t>
-      </w:r>
-    </w:p>
-    <w:p>
-      <w:r>
-        <w:rPr>
-          <w:b/>
-        </w:rPr>
-        <w:t xml:space="preserve">Tallticka (NT) </w:t>
-      </w:r>
-      <w:r>
-        <w:t xml:space="preserve">uppträder först på tallar som är 100–150 år gamla men är vanligast på träd som är runt 150–200 år eller äldre. I skogslandskapet är den främst knuten till tallnaturskogar och restbiotoper med biologiskt gamla träd och signalerar vanligtvis skyddsvärda tallbestånd med höga naturvärden. Tallticka är typisk art för </w:t>
-      </w:r>
-      <w:r>
-        <w:rPr>
-          <w:i/>
-        </w:rPr>
-        <w:t xml:space="preserve">9010 Taiga </w:t>
-      </w:r>
-      <w:r>
-        <w:t xml:space="preserve">och </w:t>
-      </w:r>
-      <w:r>
-        <w:rPr>
-          <w:i/>
-        </w:rPr>
-        <w:t>9060 Åsbarrskog</w:t>
-      </w:r>
-      <w:r>
-        <w:t xml:space="preserve"> (SLU Artdatabanken, 2023; Nitare &amp; Skogsstyrelsen, 2019).</w:t>
       </w:r>
     </w:p>
     <w:p>
@@ -963,7 +939,7 @@
     <w:r>
       <w:tab/>
       <w:tab/>
-      <w:t>2026-06-20</w:t>
+      <w:t>2026-06-21</w:t>
       <w:br/>
       <w:br/>
     </w:r>

--- a/klagomål/A 47886-2023 FSC-klagomål.docx
+++ b/klagomål/A 47886-2023 FSC-klagomål.docx
@@ -939,7 +939,7 @@
     <w:r>
       <w:tab/>
       <w:tab/>
-      <w:t>2026-06-21</w:t>
+      <w:t>2026-06-22</w:t>
       <w:br/>
       <w:br/>
     </w:r>

--- a/klagomål/A 47886-2023 FSC-klagomål.docx
+++ b/klagomål/A 47886-2023 FSC-klagomål.docx
@@ -939,7 +939,7 @@
     <w:r>
       <w:tab/>
       <w:tab/>
-      <w:t>2026-06-22</w:t>
+      <w:t>2026-06-23</w:t>
       <w:br/>
       <w:br/>
     </w:r>

--- a/klagomål/A 47886-2023 FSC-klagomål.docx
+++ b/klagomål/A 47886-2023 FSC-klagomål.docx
@@ -939,7 +939,7 @@
     <w:r>
       <w:tab/>
       <w:tab/>
-      <w:t>2026-06-23</w:t>
+      <w:t>2026-06-24</w:t>
       <w:br/>
       <w:br/>
     </w:r>

--- a/klagomål/A 47886-2023 FSC-klagomål.docx
+++ b/klagomål/A 47886-2023 FSC-klagomål.docx
@@ -939,7 +939,7 @@
     <w:r>
       <w:tab/>
       <w:tab/>
-      <w:t>2026-06-24</w:t>
+      <w:t>2026-06-25</w:t>
       <w:br/>
       <w:br/>
     </w:r>

--- a/klagomål/A 47886-2023 FSC-klagomål.docx
+++ b/klagomål/A 47886-2023 FSC-klagomål.docx
@@ -939,7 +939,7 @@
     <w:r>
       <w:tab/>
       <w:tab/>
-      <w:t>2026-06-25</w:t>
+      <w:t>2026-06-26</w:t>
       <w:br/>
       <w:br/>
     </w:r>

--- a/klagomål/A 47886-2023 FSC-klagomål.docx
+++ b/klagomål/A 47886-2023 FSC-klagomål.docx
@@ -939,7 +939,7 @@
     <w:r>
       <w:tab/>
       <w:tab/>
-      <w:t>2026-06-26</w:t>
+      <w:t>2026-06-27</w:t>
       <w:br/>
       <w:br/>
     </w:r>

--- a/klagomål/A 47886-2023 FSC-klagomål.docx
+++ b/klagomål/A 47886-2023 FSC-klagomål.docx
@@ -939,7 +939,7 @@
     <w:r>
       <w:tab/>
       <w:tab/>
-      <w:t>2026-06-27</w:t>
+      <w:t>2026-06-28</w:t>
       <w:br/>
       <w:br/>
     </w:r>

--- a/klagomål/A 47886-2023 FSC-klagomål.docx
+++ b/klagomål/A 47886-2023 FSC-klagomål.docx
@@ -939,7 +939,7 @@
     <w:r>
       <w:tab/>
       <w:tab/>
-      <w:t>2026-06-28</w:t>
+      <w:t>2026-06-29</w:t>
       <w:br/>
       <w:br/>
     </w:r>

--- a/klagomål/A 47886-2023 FSC-klagomål.docx
+++ b/klagomål/A 47886-2023 FSC-klagomål.docx
@@ -939,7 +939,7 @@
     <w:r>
       <w:tab/>
       <w:tab/>
-      <w:t>2026-06-29</w:t>
+      <w:t>2026-06-30</w:t>
       <w:br/>
       <w:br/>
     </w:r>

--- a/klagomål/A 47886-2023 FSC-klagomål.docx
+++ b/klagomål/A 47886-2023 FSC-klagomål.docx
@@ -939,7 +939,7 @@
     <w:r>
       <w:tab/>
       <w:tab/>
-      <w:t>2026-06-30</w:t>
+      <w:t>2026-07-01</w:t>
       <w:br/>
       <w:br/>
     </w:r>

--- a/klagomål/A 47886-2023 FSC-klagomål.docx
+++ b/klagomål/A 47886-2023 FSC-klagomål.docx
@@ -939,7 +939,7 @@
     <w:r>
       <w:tab/>
       <w:tab/>
-      <w:t>2026-07-01</w:t>
+      <w:t>2026-07-02</w:t>
       <w:br/>
       <w:br/>
     </w:r>

--- a/klagomål/A 47886-2023 FSC-klagomål.docx
+++ b/klagomål/A 47886-2023 FSC-klagomål.docx
@@ -939,7 +939,7 @@
     <w:r>
       <w:tab/>
       <w:tab/>
-      <w:t>2026-07-13</w:t>
+      <w:t>2026-07-14</w:t>
       <w:br/>
       <w:br/>
     </w:r>

--- a/klagomål/A 47886-2023 FSC-klagomål.docx
+++ b/klagomål/A 47886-2023 FSC-klagomål.docx
@@ -939,7 +939,7 @@
     <w:r>
       <w:tab/>
       <w:tab/>
-      <w:t>2026-07-14</w:t>
+      <w:t>2026-07-15</w:t>
       <w:br/>
       <w:br/>
     </w:r>

--- a/klagomål/A 47886-2023 FSC-klagomål.docx
+++ b/klagomål/A 47886-2023 FSC-klagomål.docx
@@ -939,7 +939,7 @@
     <w:r>
       <w:tab/>
       <w:tab/>
-      <w:t>2026-07-15</w:t>
+      <w:t>2026-07-16</w:t>
       <w:br/>
       <w:br/>
     </w:r>

--- a/klagomål/A 47886-2023 FSC-klagomål.docx
+++ b/klagomål/A 47886-2023 FSC-klagomål.docx
@@ -939,7 +939,7 @@
     <w:r>
       <w:tab/>
       <w:tab/>
-      <w:t>2026-07-16</w:t>
+      <w:t>2026-07-17</w:t>
       <w:br/>
       <w:br/>
     </w:r>

--- a/klagomål/A 47886-2023 FSC-klagomål.docx
+++ b/klagomål/A 47886-2023 FSC-klagomål.docx
@@ -939,7 +939,7 @@
     <w:r>
       <w:tab/>
       <w:tab/>
-      <w:t>2026-07-17</w:t>
+      <w:t>2026-07-18</w:t>
       <w:br/>
       <w:br/>
     </w:r>

--- a/klagomål/A 47886-2023 FSC-klagomål.docx
+++ b/klagomål/A 47886-2023 FSC-klagomål.docx
@@ -939,7 +939,7 @@
     <w:r>
       <w:tab/>
       <w:tab/>
-      <w:t>2026-07-18</w:t>
+      <w:t>2026-07-19</w:t>
       <w:br/>
       <w:br/>
     </w:r>

--- a/klagomål/A 47886-2023 FSC-klagomål.docx
+++ b/klagomål/A 47886-2023 FSC-klagomål.docx
@@ -939,7 +939,7 @@
     <w:r>
       <w:tab/>
       <w:tab/>
-      <w:t>2026-07-19</w:t>
+      <w:t>2026-07-20</w:t>
       <w:br/>
       <w:br/>
     </w:r>

--- a/klagomål/A 47886-2023 FSC-klagomål.docx
+++ b/klagomål/A 47886-2023 FSC-klagomål.docx
@@ -939,7 +939,7 @@
     <w:r>
       <w:tab/>
       <w:tab/>
-      <w:t>2026-07-20</w:t>
+      <w:t>2026-07-21</w:t>
       <w:br/>
       <w:br/>
     </w:r>

--- a/klagomål/A 47886-2023 FSC-klagomål.docx
+++ b/klagomål/A 47886-2023 FSC-klagomål.docx
@@ -939,7 +939,7 @@
     <w:r>
       <w:tab/>
       <w:tab/>
-      <w:t>2026-07-21</w:t>
+      <w:t>2026-07-22</w:t>
       <w:br/>
       <w:br/>
     </w:r>

--- a/klagomål/A 47886-2023 FSC-klagomål.docx
+++ b/klagomål/A 47886-2023 FSC-klagomål.docx
@@ -939,7 +939,7 @@
     <w:r>
       <w:tab/>
       <w:tab/>
-      <w:t>2026-07-22</w:t>
+      <w:t>2026-07-23</w:t>
       <w:br/>
       <w:br/>
     </w:r>

--- a/klagomål/A 47886-2023 FSC-klagomål.docx
+++ b/klagomål/A 47886-2023 FSC-klagomål.docx
@@ -939,7 +939,7 @@
     <w:r>
       <w:tab/>
       <w:tab/>
-      <w:t>2026-07-23</w:t>
+      <w:t>2026-07-24</w:t>
       <w:br/>
       <w:br/>
     </w:r>

--- a/klagomål/A 47886-2023 FSC-klagomål.docx
+++ b/klagomål/A 47886-2023 FSC-klagomål.docx
@@ -939,7 +939,7 @@
     <w:r>
       <w:tab/>
       <w:tab/>
-      <w:t>2026-07-24</w:t>
+      <w:t>2026-07-25</w:t>
       <w:br/>
       <w:br/>
     </w:r>

--- a/klagomål/A 47886-2023 FSC-klagomål.docx
+++ b/klagomål/A 47886-2023 FSC-klagomål.docx
@@ -939,7 +939,7 @@
     <w:r>
       <w:tab/>
       <w:tab/>
-      <w:t>2026-07-25</w:t>
+      <w:t>2026-07-26</w:t>
       <w:br/>
       <w:br/>
     </w:r>

--- a/klagomål/A 47886-2023 FSC-klagomål.docx
+++ b/klagomål/A 47886-2023 FSC-klagomål.docx
@@ -939,7 +939,7 @@
     <w:r>
       <w:tab/>
       <w:tab/>
-      <w:t>2026-07-26</w:t>
+      <w:t>2026-07-27</w:t>
       <w:br/>
       <w:br/>
     </w:r>

--- a/klagomål/A 47886-2023 FSC-klagomål.docx
+++ b/klagomål/A 47886-2023 FSC-klagomål.docx
@@ -939,7 +939,7 @@
     <w:r>
       <w:tab/>
       <w:tab/>
-      <w:t>2026-07-27</w:t>
+      <w:t>2026-07-28</w:t>
       <w:br/>
       <w:br/>
     </w:r>

--- a/klagomål/A 47886-2023 FSC-klagomål.docx
+++ b/klagomål/A 47886-2023 FSC-klagomål.docx
@@ -939,7 +939,7 @@
     <w:r>
       <w:tab/>
       <w:tab/>
-      <w:t>2026-07-28</w:t>
+      <w:t>2026-07-29</w:t>
       <w:br/>
       <w:br/>
     </w:r>

--- a/klagomål/A 47886-2023 FSC-klagomål.docx
+++ b/klagomål/A 47886-2023 FSC-klagomål.docx
@@ -939,7 +939,7 @@
     <w:r>
       <w:tab/>
       <w:tab/>
-      <w:t>2026-07-29</w:t>
+      <w:t>2026-07-30</w:t>
       <w:br/>
       <w:br/>
     </w:r>

--- a/klagomål/A 47886-2023 FSC-klagomål.docx
+++ b/klagomål/A 47886-2023 FSC-klagomål.docx
@@ -939,7 +939,7 @@
     <w:r>
       <w:tab/>
       <w:tab/>
-      <w:t>2026-07-30</w:t>
+      <w:t>2026-07-31</w:t>
       <w:br/>
       <w:br/>
     </w:r>

--- a/klagomål/A 47886-2023 FSC-klagomål.docx
+++ b/klagomål/A 47886-2023 FSC-klagomål.docx
@@ -939,7 +939,7 @@
     <w:r>
       <w:tab/>
       <w:tab/>
-      <w:t>2026-07-31</w:t>
+      <w:t>2026-08-01</w:t>
       <w:br/>
       <w:br/>
     </w:r>

--- a/klagomål/A 47886-2023 FSC-klagomål.docx
+++ b/klagomål/A 47886-2023 FSC-klagomål.docx
@@ -939,7 +939,7 @@
     <w:r>
       <w:tab/>
       <w:tab/>
-      <w:t>2026-08-01</w:t>
+      <w:t>2026-08-02</w:t>
       <w:br/>
       <w:br/>
     </w:r>

--- a/klagomål/A 47886-2023 FSC-klagomål.docx
+++ b/klagomål/A 47886-2023 FSC-klagomål.docx
@@ -939,7 +939,7 @@
     <w:r>
       <w:tab/>
       <w:tab/>
-      <w:t>2026-08-02</w:t>
+      <w:t>2026-08-03</w:t>
       <w:br/>
       <w:br/>
     </w:r>

--- a/klagomål/A 47886-2023 FSC-klagomål.docx
+++ b/klagomål/A 47886-2023 FSC-klagomål.docx
@@ -939,7 +939,7 @@
     <w:r>
       <w:tab/>
       <w:tab/>
-      <w:t>2026-08-03</w:t>
+      <w:t>2026-08-05</w:t>
       <w:br/>
       <w:br/>
     </w:r>

--- a/klagomål/A 47886-2023 FSC-klagomål.docx
+++ b/klagomål/A 47886-2023 FSC-klagomål.docx
@@ -939,7 +939,7 @@
     <w:r>
       <w:tab/>
       <w:tab/>
-      <w:t>2026-08-05</w:t>
+      <w:t>2026-08-07</w:t>
       <w:br/>
       <w:br/>
     </w:r>

--- a/klagomål/A 47886-2023 FSC-klagomål.docx
+++ b/klagomål/A 47886-2023 FSC-klagomål.docx
@@ -939,7 +939,7 @@
     <w:r>
       <w:tab/>
       <w:tab/>
-      <w:t>2026-08-07</w:t>
+      <w:t>2026-08-08</w:t>
       <w:br/>
       <w:br/>
     </w:r>

--- a/klagomål/A 47886-2023 FSC-klagomål.docx
+++ b/klagomål/A 47886-2023 FSC-klagomål.docx
@@ -216,7 +216,7 @@
         <w:spacing w:after="240"/>
       </w:pPr>
       <w:r>
-        <w:t>Figur 1. Fyndplatser för naturvårdsarter i och inom 24 meter från avverkningsanmälan. Markörer utan svart kant är placerade på fyndplatsen. Markörer med svart kant är placerade vid sidan av fyndplatsen har ett svart streck som visar fyndplatsens exakta position. Kartans mittpunktskoordinat är N 6531494, E 573806 i SWEREF 99 TM.</w:t>
+        <w:t>Figur 1. Fyndplatser för naturvårdsarter i och inom 24 meter från avverkningsanmälan. Markörer utan svart kant är placerade på fyndplatsen. Markörer med svart kant är placerade vid sidan av fyndplatsen och har ett svart streck som visar fyndplatsens exakta position. Kartans mittpunktskoordinat är N 6531494, E 573806 i SWEREF 99 TM.</w:t>
       </w:r>
     </w:p>
     <w:p>
@@ -939,7 +939,7 @@
     <w:r>
       <w:tab/>
       <w:tab/>
-      <w:t>2026-08-14</w:t>
+      <w:t>2026-08-15</w:t>
       <w:br/>
       <w:br/>
     </w:r>

--- a/klagomål/A 47886-2023 FSC-klagomål.docx
+++ b/klagomål/A 47886-2023 FSC-klagomål.docx
@@ -939,7 +939,7 @@
     <w:r>
       <w:tab/>
       <w:tab/>
-      <w:t>2026-08-15</w:t>
+      <w:t>2026-08-16</w:t>
       <w:br/>
       <w:br/>
     </w:r>

--- a/klagomål/A 47886-2023 FSC-klagomål.docx
+++ b/klagomål/A 47886-2023 FSC-klagomål.docx
@@ -939,7 +939,7 @@
     <w:r>
       <w:tab/>
       <w:tab/>
-      <w:t>2026-08-16</w:t>
+      <w:t>2026-08-17</w:t>
       <w:br/>
       <w:br/>
     </w:r>

--- a/klagomål/A 47886-2023 FSC-klagomål.docx
+++ b/klagomål/A 47886-2023 FSC-klagomål.docx
@@ -939,7 +939,7 @@
     <w:r>
       <w:tab/>
       <w:tab/>
-      <w:t>2026-08-17</w:t>
+      <w:t>2026-08-18</w:t>
       <w:br/>
       <w:br/>
     </w:r>

--- a/klagomål/A 47886-2023 FSC-klagomål.docx
+++ b/klagomål/A 47886-2023 FSC-klagomål.docx
@@ -939,7 +939,7 @@
     <w:r>
       <w:tab/>
       <w:tab/>
-      <w:t>2026-08-18</w:t>
+      <w:t>2026-08-19</w:t>
       <w:br/>
       <w:br/>
     </w:r>

--- a/klagomål/A 47886-2023 FSC-klagomål.docx
+++ b/klagomål/A 47886-2023 FSC-klagomål.docx
@@ -939,7 +939,7 @@
     <w:r>
       <w:tab/>
       <w:tab/>
-      <w:t>2026-08-19</w:t>
+      <w:t>2026-08-20</w:t>
       <w:br/>
       <w:br/>
     </w:r>

--- a/klagomål/A 47886-2023 FSC-klagomål.docx
+++ b/klagomål/A 47886-2023 FSC-klagomål.docx
@@ -939,7 +939,7 @@
     <w:r>
       <w:tab/>
       <w:tab/>
-      <w:t>2026-08-20</w:t>
+      <w:t>2026-08-21</w:t>
       <w:br/>
       <w:br/>
     </w:r>

--- a/klagomål/A 47886-2023 FSC-klagomål.docx
+++ b/klagomål/A 47886-2023 FSC-klagomål.docx
@@ -939,7 +939,7 @@
     <w:r>
       <w:tab/>
       <w:tab/>
-      <w:t>2026-08-21</w:t>
+      <w:t>2026-08-22</w:t>
       <w:br/>
       <w:br/>
     </w:r>

--- a/klagomål/A 47886-2023 FSC-klagomål.docx
+++ b/klagomål/A 47886-2023 FSC-klagomål.docx
@@ -939,7 +939,7 @@
     <w:r>
       <w:tab/>
       <w:tab/>
-      <w:t>2026-08-22</w:t>
+      <w:t>2026-08-23</w:t>
       <w:br/>
       <w:br/>
     </w:r>

--- a/klagomål/A 47886-2023 FSC-klagomål.docx
+++ b/klagomål/A 47886-2023 FSC-klagomål.docx
@@ -939,7 +939,7 @@
     <w:r>
       <w:tab/>
       <w:tab/>
-      <w:t>2026-08-23</w:t>
+      <w:t>2026-08-24</w:t>
       <w:br/>
       <w:br/>
     </w:r>

--- a/klagomål/A 47886-2023 FSC-klagomål.docx
+++ b/klagomål/A 47886-2023 FSC-klagomål.docx
@@ -939,7 +939,7 @@
     <w:r>
       <w:tab/>
       <w:tab/>
-      <w:t>2026-08-24</w:t>
+      <w:t>2026-08-25</w:t>
       <w:br/>
       <w:br/>
     </w:r>

--- a/klagomål/A 47886-2023 FSC-klagomål.docx
+++ b/klagomål/A 47886-2023 FSC-klagomål.docx
@@ -939,7 +939,7 @@
     <w:r>
       <w:tab/>
       <w:tab/>
-      <w:t>2026-08-25</w:t>
+      <w:t>2026-08-26</w:t>
       <w:br/>
       <w:br/>
     </w:r>

--- a/klagomål/A 47886-2023 FSC-klagomål.docx
+++ b/klagomål/A 47886-2023 FSC-klagomål.docx
@@ -939,7 +939,7 @@
     <w:r>
       <w:tab/>
       <w:tab/>
-      <w:t>2026-08-26</w:t>
+      <w:t>2026-08-27</w:t>
       <w:br/>
       <w:br/>
     </w:r>

--- a/klagomål/A 47886-2023 FSC-klagomål.docx
+++ b/klagomål/A 47886-2023 FSC-klagomål.docx
@@ -939,7 +939,7 @@
     <w:r>
       <w:tab/>
       <w:tab/>
-      <w:t>2026-08-27</w:t>
+      <w:t>2026-08-28</w:t>
       <w:br/>
       <w:br/>
     </w:r>

--- a/klagomål/A 47886-2023 FSC-klagomål.docx
+++ b/klagomål/A 47886-2023 FSC-klagomål.docx
@@ -939,7 +939,7 @@
     <w:r>
       <w:tab/>
       <w:tab/>
-      <w:t>2026-08-28</w:t>
+      <w:t>2026-08-29</w:t>
       <w:br/>
       <w:br/>
     </w:r>

--- a/klagomål/A 47886-2023 FSC-klagomål.docx
+++ b/klagomål/A 47886-2023 FSC-klagomål.docx
@@ -939,7 +939,7 @@
     <w:r>
       <w:tab/>
       <w:tab/>
-      <w:t>2026-08-29</w:t>
+      <w:t>2026-08-31</w:t>
       <w:br/>
       <w:br/>
     </w:r>

--- a/klagomål/A 47886-2023 FSC-klagomål.docx
+++ b/klagomål/A 47886-2023 FSC-klagomål.docx
@@ -939,7 +939,7 @@
     <w:r>
       <w:tab/>
       <w:tab/>
-      <w:t>2026-08-31</w:t>
+      <w:t>2026-09-01</w:t>
       <w:br/>
       <w:br/>
     </w:r>

--- a/klagomål/A 47886-2023 FSC-klagomål.docx
+++ b/klagomål/A 47886-2023 FSC-klagomål.docx
@@ -939,7 +939,7 @@
     <w:r>
       <w:tab/>
       <w:tab/>
-      <w:t>2026-09-01</w:t>
+      <w:t>2026-09-02</w:t>
       <w:br/>
       <w:br/>
     </w:r>

--- a/klagomål/A 47886-2023 FSC-klagomål.docx
+++ b/klagomål/A 47886-2023 FSC-klagomål.docx
@@ -939,7 +939,7 @@
     <w:r>
       <w:tab/>
       <w:tab/>
-      <w:t>2026-09-02</w:t>
+      <w:t>2026-09-03</w:t>
       <w:br/>
       <w:br/>
     </w:r>

--- a/klagomål/A 47886-2023 FSC-klagomål.docx
+++ b/klagomål/A 47886-2023 FSC-klagomål.docx
@@ -939,7 +939,7 @@
     <w:r>
       <w:tab/>
       <w:tab/>
-      <w:t>2026-09-03</w:t>
+      <w:t>2026-09-04</w:t>
       <w:br/>
       <w:br/>
     </w:r>

--- a/klagomål/A 47886-2023 FSC-klagomål.docx
+++ b/klagomål/A 47886-2023 FSC-klagomål.docx
@@ -939,7 +939,7 @@
     <w:r>
       <w:tab/>
       <w:tab/>
-      <w:t>2026-09-04</w:t>
+      <w:t>2026-09-05</w:t>
       <w:br/>
       <w:br/>
     </w:r>

--- a/klagomål/A 47886-2023 FSC-klagomål.docx
+++ b/klagomål/A 47886-2023 FSC-klagomål.docx
@@ -939,7 +939,7 @@
     <w:r>
       <w:tab/>
       <w:tab/>
-      <w:t>2026-09-05</w:t>
+      <w:t>2026-09-06</w:t>
       <w:br/>
       <w:br/>
     </w:r>

--- a/klagomål/A 47886-2023 FSC-klagomål.docx
+++ b/klagomål/A 47886-2023 FSC-klagomål.docx
@@ -939,7 +939,7 @@
     <w:r>
       <w:tab/>
       <w:tab/>
-      <w:t>2026-09-06</w:t>
+      <w:t>2026-09-07</w:t>
       <w:br/>
       <w:br/>
     </w:r>

--- a/klagomål/A 47886-2023 FSC-klagomål.docx
+++ b/klagomål/A 47886-2023 FSC-klagomål.docx
@@ -939,7 +939,7 @@
     <w:r>
       <w:tab/>
       <w:tab/>
-      <w:t>2026-09-07</w:t>
+      <w:t>2026-09-08</w:t>
       <w:br/>
       <w:br/>
     </w:r>

--- a/klagomål/A 47886-2023 FSC-klagomål.docx
+++ b/klagomål/A 47886-2023 FSC-klagomål.docx
@@ -939,7 +939,7 @@
     <w:r>
       <w:tab/>
       <w:tab/>
-      <w:t>2026-09-08</w:t>
+      <w:t>2026-09-09</w:t>
       <w:br/>
       <w:br/>
     </w:r>

--- a/klagomål/A 47886-2023 FSC-klagomål.docx
+++ b/klagomål/A 47886-2023 FSC-klagomål.docx
@@ -939,7 +939,7 @@
     <w:r>
       <w:tab/>
       <w:tab/>
-      <w:t>2026-09-09</w:t>
+      <w:t>2026-09-10</w:t>
       <w:br/>
       <w:br/>
     </w:r>

--- a/klagomål/A 47886-2023 FSC-klagomål.docx
+++ b/klagomål/A 47886-2023 FSC-klagomål.docx
@@ -939,7 +939,7 @@
     <w:r>
       <w:tab/>
       <w:tab/>
-      <w:t>2026-09-10</w:t>
+      <w:t>2026-09-11</w:t>
       <w:br/>
       <w:br/>
     </w:r>

--- a/klagomål/A 47886-2023 FSC-klagomål.docx
+++ b/klagomål/A 47886-2023 FSC-klagomål.docx
@@ -939,7 +939,7 @@
     <w:r>
       <w:tab/>
       <w:tab/>
-      <w:t>2026-09-11</w:t>
+      <w:t>2026-09-12</w:t>
       <w:br/>
       <w:br/>
     </w:r>

--- a/klagomål/A 47886-2023 FSC-klagomål.docx
+++ b/klagomål/A 47886-2023 FSC-klagomål.docx
@@ -939,7 +939,7 @@
     <w:r>
       <w:tab/>
       <w:tab/>
-      <w:t>2026-09-12</w:t>
+      <w:t>2026-09-13</w:t>
       <w:br/>
       <w:br/>
     </w:r>
